--- a/Project_Document.docx
+++ b/Project_Document.docx
@@ -2,37 +2,6 @@
 <file path=word/document.xml><?xml version="1.0" encoding="utf-8"?>
 <w:document xmlns:wpc="http://schemas.microsoft.com/office/word/2010/wordprocessingCanvas" xmlns:mo="http://schemas.microsoft.com/office/mac/office/2008/main" xmlns:mc="http://schemas.openxmlformats.org/markup-compatibility/2006" xmlns:mv="urn:schemas-microsoft-com:mac:vml" xmlns:o="urn:schemas-microsoft-com:office:office" xmlns:r="http://schemas.openxmlformats.org/officeDocument/2006/relationships" xmlns:m="http://schemas.openxmlformats.org/officeDocument/2006/math" xmlns:v="urn:schemas-microsoft-com:vml" xmlns:wp14="http://schemas.microsoft.com/office/word/2010/wordprocessingDrawing" xmlns:wp="http://schemas.openxmlformats.org/drawingml/2006/wordprocessingDrawing" xmlns:w10="urn:schemas-microsoft-com:office:word" xmlns:w="http://schemas.openxmlformats.org/wordprocessingml/2006/main" xmlns:w14="http://schemas.microsoft.com/office/word/2010/wordml" xmlns:wpg="http://schemas.microsoft.com/office/word/2010/wordprocessingGroup" xmlns:wpi="http://schemas.microsoft.com/office/word/2010/wordprocessingInk" xmlns:wne="http://schemas.microsoft.com/office/word/2006/wordml" xmlns:wps="http://schemas.microsoft.com/office/word/2010/wordprocessingShape" mc:Ignorable="w14 wp14">
   <w:body>
-    <w:tbl>
-      <w:tblPr>
-        <w:tblStyle w:val="TableGrid"/>
-        <w:tblW w:type="auto" w:w="0"/>
-        <w:jc w:val="center"/>
-        <w:tblLook w:firstColumn="1" w:firstRow="1" w:lastColumn="0" w:lastRow="0" w:noHBand="0" w:noVBand="1" w:val="04A0"/>
-      </w:tblPr>
-      <w:tblGrid>
-        <w:gridCol w:w="9638"/>
-      </w:tblGrid>
-      <w:tr>
-        <w:tc>
-          <w:tcPr>
-            <w:tcW w:type="dxa" w:w="2835"/>
-          </w:tcPr>
-          <w:p>
-            <w:pPr>
-              <w:jc w:val="center"/>
-            </w:pPr>
-            <w:r/>
-            <w:r>
-              <w:rPr>
-                <w:b/>
-                <w:sz w:val="22"/>
-              </w:rPr>
-              <w:t>[ Insert the VIT logo here ]</w:t>
-            </w:r>
-          </w:p>
-        </w:tc>
-      </w:tr>
-    </w:tbl>
     <w:p/>
     <w:p/>
     <w:p>
@@ -57,12 +26,6 @@
           <w:sz w:val="22"/>
         </w:rPr>
         <w:t>School of Computer Science and Engineering</w:t>
-      </w:r>
-      <w:r>
-        <w:rPr>
-          <w:sz w:val="22"/>
-        </w:rPr>
-        <w:t xml:space="preserve"> [confirm the school name for your programme]</w:t>
       </w:r>
     </w:p>
     <w:p>
@@ -327,7 +290,7 @@
         <w:t>Background:</w:t>
       </w:r>
       <w:r>
-        <w:t xml:space="preserve"> Language models recap and answer questions about serialised fiction for readers who have read only part of a book. A model that remembers the book may name a disguised character's true identity before the book reveals it. </w:t>
+        <w:t xml:space="preserve"> Language models recap serialised fiction for readers who have read only part of a book; a model that remembers the book may name a disguised character early. </w:t>
       </w:r>
       <w:r>
         <w:rPr>
@@ -336,7 +299,7 @@
         <w:t>Objective:</w:t>
       </w:r>
       <w:r>
-        <w:t xml:space="preserve"> To measure that leakage, test whether name memory rather than lost name cues causes it, and audit a narrative knowledge graph for the same property. </w:t>
+        <w:t xml:space="preserve"> Measure that leakage, test whether name memory rather than lost name cues causes it, and audit a narrative knowledge graph for the same property. </w:t>
       </w:r>
       <w:r>
         <w:rPr>
@@ -345,7 +308,7 @@
         <w:t>Methods:</w:t>
       </w:r>
       <w:r>
-        <w:t xml:space="preserve"> From public-domain novels we built 38 events in which a character known by an alias is later named; the book's own reveal sentence is the oracle. Each mention was shown with original names, with a consistent letter cipher, and with cue-preserving pseudonyms. The leakage gap is the drop in premature naming under renaming, with event-level statistics. Five local 7-9B models and one commercial reference model were tested; a truncate-and-rebuild audit tested the graph pipeline. </w:t>
+        <w:t xml:space="preserve"> From public-domain novels we built events in which a character known by an alias is later named; the book's own reveal sentence is the oracle. Mentions were shown with original names, a letter cipher and cue-preserving pseudonyms. Exploratory: 38 events, five local 7-9B models and one commercial model. Pre-registered confirmatory run: 68 events from 65 books, three open 24-32B models. </w:t>
       </w:r>
       <w:r>
         <w:rPr>
@@ -354,7 +317,7 @@
         <w:t>Results:</w:t>
       </w:r>
       <w:r>
-        <w:t xml:space="preserve"> The reference model named the identity early more often with original names: gap +26.0 points (95% CI [16.8, 36.0]; 22 events positive, 1 negative). Four local models pooled +11.5 ([4.5, 19.0]) but did not replicate on seven fresh books. Pseudonyms restored control accuracy, not premature naming (recovered fraction -0.11). The gap rose with book familiarity (Spearman +0.37, p = 0.024). The graph resolver was prefix-causal (0 of 28,165 comparisons); its persona stage looked ahead for 8.0% of characters. </w:t>
+        <w:t xml:space="preserve"> Exploratory: the reference model named the identity early more often with original names (gap +26.0 points, 95% CI [16.8, 36.0]); pseudonyms did not restore premature naming (recovered fraction -0.11); the gap rose with book familiarity. Confirmatory, on mostly obscure books: pooled gap +0.1 [-5.0, 5.2]; fame contrast +7.6 [-1.4, 18.3], p = 0.0595, not significant. The graph resolver was prefix-causal; its persona stage looked ahead for 8.0% of characters. </w:t>
       </w:r>
       <w:r>
         <w:rPr>
@@ -363,7 +326,7 @@
         <w:t>Conclusions:</w:t>
       </w:r>
       <w:r>
-        <w:t xml:space="preserve"> Name-keyed memory leakage is measurable and not explained by lost name cues for the strongest model. Events are model-selected, no human labels are used, and a pre-registered confirmatory study is pending.</w:t>
+        <w:t xml:space="preserve"> The effect is shown for a strong model on famous books and not detected on obscure ones. Events are model-selected and no human labels are used.</w:t>
       </w:r>
     </w:p>
     <w:p>
@@ -375,7 +338,7 @@
           <w:i/>
           <w:sz w:val="16"/>
         </w:rPr>
-        <w:t>(250 words)</w:t>
+        <w:t>(211 words)</w:t>
       </w:r>
     </w:p>
     <w:p>
@@ -467,7 +430,7 @@
         <w:t>Method discipline.</w:t>
       </w:r>
       <w:r>
-        <w:t xml:space="preserve"> The study was run as a sequence of pre-registered versions with hashed manifests. Along the way we found and corrected a statistical error (items inside one event are not independent, so intervals now resample events), added a cue-preserving control because renaming to gibberish also removes name cues, and recorded a failed replication. A larger confirmatory study with open-weight models on rented GPUs is fully specified and hashed but has not been run; nothing in this document depends on it.</w:t>
+        <w:t xml:space="preserve"> The study was run as a sequence of pre-registered versions with hashed manifests. Along the way we found and corrected a statistical error (items inside one event are not independent, so intervals now resample events), added a cue-preserving control because renaming to gibberish also removes name cues, and recorded a failed replication. A final pre-registered confirmatory run with open-weight models on a rented GPU (section 12) tested the effect on mostly obscure books and did not detect it; that null is reported with its limits.</w:t>
       </w:r>
     </w:p>
     <w:p>
@@ -3212,7 +3175,7 @@
               <w:rPr>
                 <w:sz w:val="15"/>
               </w:rPr>
-              <w:t>GPU hourly prices used for the confirmatory cost plan</w:t>
+              <w:t>GPU hourly prices used for the confirmatory cost</w:t>
             </w:r>
           </w:p>
         </w:tc>
@@ -3265,7 +3228,7 @@
               <w:rPr>
                 <w:sz w:val="15"/>
               </w:rPr>
-              <w:t>Hugging Face model cards (OLMo-2-32B, Llama-3.3-70B AWQ, Qwen2.5-72B AWQ)</w:t>
+              <w:t>Hugging Face model cards (OLMo-2-32B, Qwen2.5-32B AWQ, Mistral-Small-3.2-24B)</w:t>
             </w:r>
           </w:p>
         </w:tc>
@@ -3422,7 +3385,7 @@
               <w:rPr>
                 <w:sz w:val="15"/>
               </w:rPr>
-              <w:t>Planned objective fame variable (number of Wikipedia editions) for the dose-response</w:t>
+              <w:t>Fame variable (Wikidata sitelink count of each book) for the confirmatory dose-response</w:t>
             </w:r>
           </w:p>
         </w:tc>
@@ -3969,10 +3932,10 @@
         <w:rPr>
           <w:b/>
         </w:rPr>
-        <w:t>C6. A pre-registered confirmatory design with a mitigation and a harm task (gaps G3, G6).</w:t>
+        <w:t>C6. A pre-registered confirmatory run with a mitigation and a harm task (gaps G3, G6).</w:t>
       </w:r>
       <w:r>
-        <w:t xml:space="preserve"> 150 events, four open and closed model families, pseudonymise-and-map-back as the mitigation with a 5-point utility margin, and a recap-spoiler task; power, cost, hashes and stopping rules are fixed. It has not been run.</w:t>
+        <w:t xml:space="preserve"> 68 events from 65 books, three open models, pseudonymise-and-map-back as the mitigation with a 5-point utility margin, a recap-spoiler task and a training-data check. Result: no premature-naming gap on obscure books (pooled +0.1 [-5.0, 5.2]), the fame contrast was not significant, pseudonyms lowered premature naming at a cost in accuracy, and no recap spoiler or training-data link was found.</w:t>
       </w:r>
     </w:p>
     <w:p>
@@ -4020,14 +3983,7 @@
         <w:rPr>
           <w:sz w:val="18"/>
         </w:rPr>
-        <w:t xml:space="preserve"> Individual contributions. </w:t>
-      </w:r>
-      <w:r>
-        <w:rPr>
-          <w:i/>
-          <w:sz w:val="18"/>
-        </w:rPr>
-        <w:t>(Team to confirm the wording of the second and third rows before submission.)</w:t>
+        <w:t xml:space="preserve"> Individual contributions.</w:t>
       </w:r>
     </w:p>
     <w:tbl>
@@ -4153,7 +4109,7 @@
               <w:rPr>
                 <w:sz w:val="17"/>
               </w:rPr>
-              <w:t>• Wrote the experiment and analysis code (about 50 scripts): event builder, letter-cipher and cue-preserving pseudonym renamers, local and API model runners, validity gate, event-cluster bootstrap, dose-response, label audit; 1,320 automated tests pass.</w:t>
+              <w:t>• Wrote the experiment and analysis code (about 50 scripts): event builder, letter-cipher and cue-preserving pseudonym renamers, local and API model runners, validity gate, event-cluster bootstrap, dose-response, label audit; 1,377 automated tests pass.</w:t>
             </w:r>
           </w:p>
           <w:p>
@@ -4164,7 +4120,7 @@
               <w:rPr>
                 <w:sz w:val="17"/>
               </w:rPr>
-              <w:t>• Ran all experiments (local 7-9B models on the laptop GPU; one commercial reference model with a spend ledger of about USD 0.43) and diagnosed the failures (validity gate versus engine; statistical error in item-level intervals).</w:t>
+              <w:t>• Ran all experiments (local 7-9B models on the laptop GPU; one commercial reference model, about USD 0.43; the confirmatory run on one rented L40S GPU, about USD 3.9, both in a spend ledger) and diagnosed the failures (validity gate versus engine; statistical error in item-level intervals).</w:t>
             </w:r>
           </w:p>
           <w:p>
@@ -4186,7 +4142,7 @@
               <w:rPr>
                 <w:sz w:val="17"/>
               </w:rPr>
-              <w:t>• Designed the confirmatory study, its power and cost model and the GPU deployment plan; produced this document, the slides and the demo.</w:t>
+              <w:t>• Designed and ran the confirmatory study, its power analysis and the GPU deployment; produced this document, the slides and the demo.</w:t>
             </w:r>
           </w:p>
         </w:tc>
@@ -4233,7 +4189,7 @@
               <w:rPr>
                 <w:sz w:val="17"/>
               </w:rPr>
-              <w:t>• Annotation and labelling responsibilities, test design and verification (roles as recorded in the project repository).</w:t>
+              <w:t>• Test design and verification responsibilities.</w:t>
             </w:r>
           </w:p>
           <w:p>
@@ -4255,20 +4211,7 @@
               <w:rPr>
                 <w:sz w:val="17"/>
               </w:rPr>
-              <w:t xml:space="preserve">• Human annotation: assigned role; </w:t>
-            </w:r>
-            <w:r>
-              <w:rPr>
-                <w:b/>
-                <w:sz w:val="17"/>
-              </w:rPr>
-              <w:t>no human-annotated labels exist yet and none are used in any result here</w:t>
-            </w:r>
-            <w:r>
-              <w:rPr>
-                <w:sz w:val="17"/>
-              </w:rPr>
-              <w:t>.</w:t>
+              <w:t>• No human-annotated labels are used in any result here.</w:t>
             </w:r>
           </w:p>
         </w:tc>
@@ -4315,7 +4258,7 @@
               <w:rPr>
                 <w:sz w:val="17"/>
               </w:rPr>
-              <w:t>• Annotation and labelling responsibilities, test design and verification (roles as recorded in the project repository).</w:t>
+              <w:t>• Test design and verification responsibilities.</w:t>
             </w:r>
           </w:p>
           <w:p>
@@ -4337,20 +4280,7 @@
               <w:rPr>
                 <w:sz w:val="17"/>
               </w:rPr>
-              <w:t xml:space="preserve">• Human annotation: assigned role; </w:t>
-            </w:r>
-            <w:r>
-              <w:rPr>
-                <w:b/>
-                <w:sz w:val="17"/>
-              </w:rPr>
-              <w:t>no human-annotated labels exist yet and none are used in any result here</w:t>
-            </w:r>
-            <w:r>
-              <w:rPr>
-                <w:sz w:val="17"/>
-              </w:rPr>
-              <w:t>.</w:t>
+              <w:t>• No human-annotated labels are used in any result here.</w:t>
             </w:r>
           </w:p>
         </w:tc>
@@ -4360,15 +4290,6 @@
       <w:pPr>
         <w:spacing w:after="40"/>
       </w:pPr>
-    </w:p>
-    <w:p>
-      <w:r>
-        <w:rPr>
-          <w:i/>
-          <w:sz w:val="18"/>
-        </w:rPr>
-        <w:t>Human labelling of the 72-item pilot sheet and of the confirmatory events is planned as shared work and will be reported only in the journal version, once it has been done.</w:t>
-      </w:r>
     </w:p>
     <w:p>
       <w:pPr>
@@ -4534,7 +4455,7 @@
               <w:rPr>
                 <w:sz w:val="17"/>
               </w:rPr>
-              <w:t>Hardware (planned)</w:t>
+              <w:t>Hardware (rented)</w:t>
             </w:r>
           </w:p>
         </w:tc>
@@ -4551,7 +4472,7 @@
               <w:rPr>
                 <w:sz w:val="17"/>
               </w:rPr>
-              <w:t>One RunPod pod, H100 or A100 80 GB, 250 GB disk</w:t>
+              <w:t>One RunPod L40S 48 GB pod, about USD 1.13 per hour</w:t>
             </w:r>
           </w:p>
         </w:tc>
@@ -4568,7 +4489,7 @@
               <w:rPr>
                 <w:sz w:val="17"/>
               </w:rPr>
-              <w:t>Confirmatory study on 70B-class open models (cost plan in section 12)</w:t>
+              <w:t>Confirmatory run on 24-32B open models (cost in section 12)</w:t>
             </w:r>
           </w:p>
         </w:tc>
@@ -4693,7 +4614,7 @@
               <w:rPr>
                 <w:sz w:val="17"/>
               </w:rPr>
-              <w:t>Models planned</w:t>
+              <w:t>Models in the confirmatory run</w:t>
             </w:r>
           </w:p>
         </w:tc>
@@ -4710,7 +4631,7 @@
               <w:rPr>
                 <w:sz w:val="17"/>
               </w:rPr>
-              <w:t>Llama-3.3-70B and Qwen2.5-72B (4-bit AWQ), OLMo-2-32B (public training data), Claude Sonnet 5.5 (CLI)</w:t>
+              <w:t>Qwen2.5-32B (AWQ), OLMo-2-32B (fp8, public training data), Mistral-Small-3.2-24B (fp8); Claude Sonnet 5.5 (CLI, partial arm)</w:t>
             </w:r>
           </w:p>
         </w:tc>
@@ -4727,7 +4648,7 @@
               <w:rPr>
                 <w:sz w:val="17"/>
               </w:rPr>
-              <w:t>Confirmatory study; vLLM on RunPod</w:t>
+              <w:t>Confirmatory run; vLLM on RunPod</w:t>
             </w:r>
           </w:p>
         </w:tc>
@@ -4816,7 +4737,7 @@
               <w:rPr>
                 <w:sz w:val="17"/>
               </w:rPr>
-              <w:t>pytest (1,320 tests), ruff, pre-registrations hashed with SHA-256</w:t>
+              <w:t>pytest (1,377 tests), ruff, pre-registrations hashed with SHA-256</w:t>
             </w:r>
           </w:p>
         </w:tc>
@@ -5121,7 +5042,7 @@
         <w:jc w:val="both"/>
       </w:pPr>
       <w:r>
-        <w:t>Rules, models, prompts and decision thresholds were written and hashed before the data they govern were collected (PD v1 to v7; a confirmatory study is specified in the same way) [23]. Several verdicts were INCONCLUSIVE or NOT SUPPORTED and are reported as such.</w:t>
+        <w:t>Rules, models, prompts and decision thresholds were written and hashed before the data they govern were collected (PD v1 to v7 and the confirmatory run) [23]. Several verdicts were INCONCLUSIVE or NOT SUPPORTED and are reported as such.</w:t>
       </w:r>
     </w:p>
     <w:p>
@@ -8182,7 +8103,7 @@
           <w:b/>
           <w:sz w:val="21"/>
         </w:rPr>
-        <w:t>Confirmatory study: planned cost and time</w:t>
+        <w:t>Confirmatory run (pre-registered, 68 events from 65 books)</w:t>
       </w:r>
     </w:p>
     <w:p>
@@ -8193,7 +8114,889 @@
         <w:rPr>
           <w:sz w:val="19"/>
         </w:rPr>
-        <w:t>The pre-registered confirmatory study (150 events, 7 items each; Llama-3.3-70B, Qwen2.5-72B, OLMo-2-32B, plus Claude Sonnet 5.5 through the CLI) needs about 3.29 GPU-hours on an H100 (USD 6.55, worst case 13.11) or about 6.93 hours on an A100 (USD 8.25); the H100 figure assumes a 2.5x speed-up that a 25-minute calibration run will measure first. These are plans, not results.</w:t>
+        <w:t>Events were mined by one open model with frozen cue rules, verified by exact text search and audited by a second open model; 53 events are in the test split and the primary set is the 32 test events the audit marked explicit (25 low-fame, 6 mid-fame, 1 high-fame books). Three open models were served on one rented L40S GPU at temperature 0; each answered 2,220 questions. A Claude Sonnet 5.5 arm was started and stopped by the subscription limit after 211 of 1,218 answers; it is excluded from every pooled result. Fame is the Wikidata sitelink count of the book. Provenance: text-derived oracle, model-selected and model-audited events, no human labels.</w:t>
+      </w:r>
+    </w:p>
+    <w:p>
+      <w:pPr>
+        <w:keepNext/>
+        <w:spacing w:after="60"/>
+      </w:pPr>
+      <w:r>
+        <w:rPr>
+          <w:b/>
+          <w:sz w:val="18"/>
+        </w:rPr>
+        <w:t>Table 10a.</w:t>
+      </w:r>
+      <w:r>
+        <w:rPr>
+          <w:sz w:val="18"/>
+        </w:rPr>
+        <w:t xml:space="preserve"> Confirmatory leakage gap per model (points, primary set).</w:t>
+      </w:r>
+    </w:p>
+    <w:tbl>
+      <w:tblPr>
+        <w:tblStyle w:val="TableGrid"/>
+        <w:tblW w:type="auto" w:w="0"/>
+        <w:jc w:val="center"/>
+        <w:tblLayout w:type="fixed"/>
+        <w:tblLook w:firstColumn="1" w:firstRow="1" w:lastColumn="0" w:lastRow="0" w:noHBand="0" w:noVBand="1" w:val="04A0"/>
+        <w:tblLayout w:type="fixed"/>
+      </w:tblPr>
+      <w:tblGrid>
+        <w:gridCol w:w="1928"/>
+        <w:gridCol w:w="1928"/>
+        <w:gridCol w:w="1928"/>
+        <w:gridCol w:w="1928"/>
+        <w:gridCol w:w="1928"/>
+      </w:tblGrid>
+      <w:tr>
+        <w:tc>
+          <w:tcPr>
+            <w:tcW w:type="dxa" w:w="2608"/>
+            <w:shd w:val="clear" w:color="auto" w:fill="DCE6F1"/>
+          </w:tcPr>
+          <w:p>
+            <w:r/>
+            <w:r>
+              <w:rPr>
+                <w:b/>
+                <w:sz w:val="17"/>
+              </w:rPr>
+              <w:t>Model</w:t>
+            </w:r>
+          </w:p>
+        </w:tc>
+        <w:tc>
+          <w:tcPr>
+            <w:tcW w:type="dxa" w:w="1020"/>
+            <w:shd w:val="clear" w:color="auto" w:fill="DCE6F1"/>
+          </w:tcPr>
+          <w:p>
+            <w:r/>
+            <w:r>
+              <w:rPr>
+                <w:b/>
+                <w:sz w:val="17"/>
+              </w:rPr>
+              <w:t>Events</w:t>
+            </w:r>
+          </w:p>
+        </w:tc>
+        <w:tc>
+          <w:tcPr>
+            <w:tcW w:type="dxa" w:w="2608"/>
+            <w:shd w:val="clear" w:color="auto" w:fill="DCE6F1"/>
+          </w:tcPr>
+          <w:p>
+            <w:r/>
+            <w:r>
+              <w:rPr>
+                <w:b/>
+                <w:sz w:val="17"/>
+              </w:rPr>
+              <w:t>Gap A minus B [95%]</w:t>
+            </w:r>
+          </w:p>
+        </w:tc>
+        <w:tc>
+          <w:tcPr>
+            <w:tcW w:type="dxa" w:w="1587"/>
+            <w:shd w:val="clear" w:color="auto" w:fill="DCE6F1"/>
+          </w:tcPr>
+          <w:p>
+            <w:r/>
+            <w:r>
+              <w:rPr>
+                <w:b/>
+                <w:sz w:val="17"/>
+              </w:rPr>
+              <w:t>Gap A minus B3</w:t>
+            </w:r>
+          </w:p>
+        </w:tc>
+        <w:tc>
+          <w:tcPr>
+            <w:tcW w:type="dxa" w:w="1701"/>
+            <w:shd w:val="clear" w:color="auto" w:fill="DCE6F1"/>
+          </w:tcPr>
+          <w:p>
+            <w:r/>
+            <w:r>
+              <w:rPr>
+                <w:b/>
+                <w:sz w:val="17"/>
+              </w:rPr>
+              <w:t>Events +/-</w:t>
+            </w:r>
+          </w:p>
+        </w:tc>
+      </w:tr>
+      <w:tr>
+        <w:tc>
+          <w:tcPr>
+            <w:tcW w:type="dxa" w:w="2608"/>
+          </w:tcPr>
+          <w:p>
+            <w:pPr>
+              <w:spacing w:after="20"/>
+            </w:pPr>
+            <w:r/>
+            <w:r>
+              <w:rPr>
+                <w:sz w:val="17"/>
+              </w:rPr>
+              <w:t>Mistral-Small-3.2-24B</w:t>
+            </w:r>
+          </w:p>
+        </w:tc>
+        <w:tc>
+          <w:tcPr>
+            <w:tcW w:type="dxa" w:w="1020"/>
+          </w:tcPr>
+          <w:p>
+            <w:pPr>
+              <w:spacing w:after="20"/>
+            </w:pPr>
+            <w:r/>
+            <w:r>
+              <w:rPr>
+                <w:sz w:val="17"/>
+              </w:rPr>
+              <w:t>32</w:t>
+            </w:r>
+          </w:p>
+        </w:tc>
+        <w:tc>
+          <w:tcPr>
+            <w:tcW w:type="dxa" w:w="2608"/>
+          </w:tcPr>
+          <w:p>
+            <w:pPr>
+              <w:spacing w:after="20"/>
+            </w:pPr>
+            <w:r/>
+            <w:r>
+              <w:rPr>
+                <w:sz w:val="17"/>
+              </w:rPr>
+              <w:t>+4.4 [-2.3, 12.0]</w:t>
+            </w:r>
+          </w:p>
+        </w:tc>
+        <w:tc>
+          <w:tcPr>
+            <w:tcW w:type="dxa" w:w="1587"/>
+          </w:tcPr>
+          <w:p>
+            <w:pPr>
+              <w:spacing w:after="20"/>
+            </w:pPr>
+            <w:r/>
+            <w:r>
+              <w:rPr>
+                <w:sz w:val="17"/>
+              </w:rPr>
+              <w:t>+9.9</w:t>
+            </w:r>
+          </w:p>
+        </w:tc>
+        <w:tc>
+          <w:tcPr>
+            <w:tcW w:type="dxa" w:w="1701"/>
+          </w:tcPr>
+          <w:p>
+            <w:pPr>
+              <w:spacing w:after="20"/>
+            </w:pPr>
+            <w:r/>
+            <w:r>
+              <w:rPr>
+                <w:sz w:val="17"/>
+              </w:rPr>
+              <w:t>4 / 2</w:t>
+            </w:r>
+          </w:p>
+        </w:tc>
+      </w:tr>
+      <w:tr>
+        <w:tc>
+          <w:tcPr>
+            <w:tcW w:type="dxa" w:w="2608"/>
+          </w:tcPr>
+          <w:p>
+            <w:pPr>
+              <w:spacing w:after="20"/>
+            </w:pPr>
+            <w:r/>
+            <w:r>
+              <w:rPr>
+                <w:sz w:val="17"/>
+              </w:rPr>
+              <w:t>OLMo-2-32B</w:t>
+            </w:r>
+          </w:p>
+        </w:tc>
+        <w:tc>
+          <w:tcPr>
+            <w:tcW w:type="dxa" w:w="1020"/>
+          </w:tcPr>
+          <w:p>
+            <w:pPr>
+              <w:spacing w:after="20"/>
+            </w:pPr>
+            <w:r/>
+            <w:r>
+              <w:rPr>
+                <w:sz w:val="17"/>
+              </w:rPr>
+              <w:t>32</w:t>
+            </w:r>
+          </w:p>
+        </w:tc>
+        <w:tc>
+          <w:tcPr>
+            <w:tcW w:type="dxa" w:w="2608"/>
+          </w:tcPr>
+          <w:p>
+            <w:pPr>
+              <w:spacing w:after="20"/>
+            </w:pPr>
+            <w:r/>
+            <w:r>
+              <w:rPr>
+                <w:sz w:val="17"/>
+              </w:rPr>
+              <w:t>+0.0 [-4.4, 4.9]</w:t>
+            </w:r>
+          </w:p>
+        </w:tc>
+        <w:tc>
+          <w:tcPr>
+            <w:tcW w:type="dxa" w:w="1587"/>
+          </w:tcPr>
+          <w:p>
+            <w:pPr>
+              <w:spacing w:after="20"/>
+            </w:pPr>
+            <w:r/>
+            <w:r>
+              <w:rPr>
+                <w:sz w:val="17"/>
+              </w:rPr>
+              <w:t>+5.5</w:t>
+            </w:r>
+          </w:p>
+        </w:tc>
+        <w:tc>
+          <w:tcPr>
+            <w:tcW w:type="dxa" w:w="1701"/>
+          </w:tcPr>
+          <w:p>
+            <w:pPr>
+              <w:spacing w:after="20"/>
+            </w:pPr>
+            <w:r/>
+            <w:r>
+              <w:rPr>
+                <w:sz w:val="17"/>
+              </w:rPr>
+              <w:t>2 / 3</w:t>
+            </w:r>
+          </w:p>
+        </w:tc>
+      </w:tr>
+      <w:tr>
+        <w:tc>
+          <w:tcPr>
+            <w:tcW w:type="dxa" w:w="2608"/>
+          </w:tcPr>
+          <w:p>
+            <w:pPr>
+              <w:spacing w:after="20"/>
+            </w:pPr>
+            <w:r/>
+            <w:r>
+              <w:rPr>
+                <w:sz w:val="17"/>
+              </w:rPr>
+              <w:t>Qwen2.5-32B</w:t>
+            </w:r>
+          </w:p>
+        </w:tc>
+        <w:tc>
+          <w:tcPr>
+            <w:tcW w:type="dxa" w:w="1020"/>
+          </w:tcPr>
+          <w:p>
+            <w:pPr>
+              <w:spacing w:after="20"/>
+            </w:pPr>
+            <w:r/>
+            <w:r>
+              <w:rPr>
+                <w:sz w:val="17"/>
+              </w:rPr>
+              <w:t>32</w:t>
+            </w:r>
+          </w:p>
+        </w:tc>
+        <w:tc>
+          <w:tcPr>
+            <w:tcW w:type="dxa" w:w="2608"/>
+          </w:tcPr>
+          <w:p>
+            <w:pPr>
+              <w:spacing w:after="20"/>
+            </w:pPr>
+            <w:r/>
+            <w:r>
+              <w:rPr>
+                <w:sz w:val="17"/>
+              </w:rPr>
+              <w:t>-0.8 [-4.7, 2.3]</w:t>
+            </w:r>
+          </w:p>
+        </w:tc>
+        <w:tc>
+          <w:tcPr>
+            <w:tcW w:type="dxa" w:w="1587"/>
+          </w:tcPr>
+          <w:p>
+            <w:pPr>
+              <w:spacing w:after="20"/>
+            </w:pPr>
+            <w:r/>
+            <w:r>
+              <w:rPr>
+                <w:sz w:val="17"/>
+              </w:rPr>
+              <w:t>+3.4</w:t>
+            </w:r>
+          </w:p>
+        </w:tc>
+        <w:tc>
+          <w:tcPr>
+            <w:tcW w:type="dxa" w:w="1701"/>
+          </w:tcPr>
+          <w:p>
+            <w:pPr>
+              <w:spacing w:after="20"/>
+            </w:pPr>
+            <w:r/>
+            <w:r>
+              <w:rPr>
+                <w:sz w:val="17"/>
+              </w:rPr>
+              <w:t>1 / 1</w:t>
+            </w:r>
+          </w:p>
+        </w:tc>
+      </w:tr>
+    </w:tbl>
+    <w:p>
+      <w:pPr>
+        <w:spacing w:after="40"/>
+      </w:pPr>
+    </w:p>
+    <w:p>
+      <w:pPr>
+        <w:keepNext/>
+        <w:spacing w:after="60"/>
+      </w:pPr>
+      <w:r>
+        <w:rPr>
+          <w:b/>
+          <w:sz w:val="18"/>
+        </w:rPr>
+        <w:t>Table 10b.</w:t>
+      </w:r>
+      <w:r>
+        <w:rPr>
+          <w:sz w:val="18"/>
+        </w:rPr>
+        <w:t xml:space="preserve"> Confirmatory tests.</w:t>
+      </w:r>
+    </w:p>
+    <w:tbl>
+      <w:tblPr>
+        <w:tblStyle w:val="TableGrid"/>
+        <w:tblW w:type="auto" w:w="0"/>
+        <w:jc w:val="center"/>
+        <w:tblLayout w:type="fixed"/>
+        <w:tblLook w:firstColumn="1" w:firstRow="1" w:lastColumn="0" w:lastRow="0" w:noHBand="0" w:noVBand="1" w:val="04A0"/>
+        <w:tblLayout w:type="fixed"/>
+      </w:tblPr>
+      <w:tblGrid>
+        <w:gridCol w:w="2409"/>
+        <w:gridCol w:w="2409"/>
+        <w:gridCol w:w="2409"/>
+        <w:gridCol w:w="2409"/>
+      </w:tblGrid>
+      <w:tr>
+        <w:tc>
+          <w:tcPr>
+            <w:tcW w:type="dxa" w:w="2835"/>
+            <w:shd w:val="clear" w:color="auto" w:fill="DCE6F1"/>
+          </w:tcPr>
+          <w:p>
+            <w:r/>
+            <w:r>
+              <w:rPr>
+                <w:b/>
+                <w:sz w:val="16"/>
+              </w:rPr>
+              <w:t>Pre-registered test</w:t>
+            </w:r>
+          </w:p>
+        </w:tc>
+        <w:tc>
+          <w:tcPr>
+            <w:tcW w:type="dxa" w:w="2948"/>
+            <w:shd w:val="clear" w:color="auto" w:fill="DCE6F1"/>
+          </w:tcPr>
+          <w:p>
+            <w:r/>
+            <w:r>
+              <w:rPr>
+                <w:b/>
+                <w:sz w:val="16"/>
+              </w:rPr>
+              <w:t>Estimate</w:t>
+            </w:r>
+          </w:p>
+        </w:tc>
+        <w:tc>
+          <w:tcPr>
+            <w:tcW w:type="dxa" w:w="1304"/>
+            <w:shd w:val="clear" w:color="auto" w:fill="DCE6F1"/>
+          </w:tcPr>
+          <w:p>
+            <w:r/>
+            <w:r>
+              <w:rPr>
+                <w:b/>
+                <w:sz w:val="16"/>
+              </w:rPr>
+              <w:t>One-sided p</w:t>
+            </w:r>
+          </w:p>
+        </w:tc>
+        <w:tc>
+          <w:tcPr>
+            <w:tcW w:type="dxa" w:w="2438"/>
+            <w:shd w:val="clear" w:color="auto" w:fill="DCE6F1"/>
+          </w:tcPr>
+          <w:p>
+            <w:r/>
+            <w:r>
+              <w:rPr>
+                <w:b/>
+                <w:sz w:val="16"/>
+              </w:rPr>
+              <w:t>Verdict</w:t>
+            </w:r>
+          </w:p>
+        </w:tc>
+      </w:tr>
+      <w:tr>
+        <w:tc>
+          <w:tcPr>
+            <w:tcW w:type="dxa" w:w="2835"/>
+          </w:tcPr>
+          <w:p>
+            <w:pPr>
+              <w:spacing w:after="20"/>
+            </w:pPr>
+            <w:r/>
+            <w:r>
+              <w:rPr>
+                <w:sz w:val="16"/>
+              </w:rPr>
+              <w:t>P1 (primary): gap of high- and mid-fame minus low-fame events</w:t>
+            </w:r>
+          </w:p>
+        </w:tc>
+        <w:tc>
+          <w:tcPr>
+            <w:tcW w:type="dxa" w:w="2948"/>
+          </w:tcPr>
+          <w:p>
+            <w:pPr>
+              <w:spacing w:after="20"/>
+            </w:pPr>
+            <w:r/>
+            <w:r>
+              <w:rPr>
+                <w:sz w:val="16"/>
+              </w:rPr>
+              <w:t>+7.6 [-1.4, 18.3]; 7 against 25 events</w:t>
+            </w:r>
+          </w:p>
+        </w:tc>
+        <w:tc>
+          <w:tcPr>
+            <w:tcW w:type="dxa" w:w="1304"/>
+          </w:tcPr>
+          <w:p>
+            <w:pPr>
+              <w:spacing w:after="20"/>
+            </w:pPr>
+            <w:r/>
+            <w:r>
+              <w:rPr>
+                <w:sz w:val="16"/>
+              </w:rPr>
+              <w:t>0.0595</w:t>
+            </w:r>
+          </w:p>
+        </w:tc>
+        <w:tc>
+          <w:tcPr>
+            <w:tcW w:type="dxa" w:w="2438"/>
+          </w:tcPr>
+          <w:p>
+            <w:pPr>
+              <w:spacing w:after="20"/>
+            </w:pPr>
+            <w:r/>
+            <w:r>
+              <w:rPr>
+                <w:sz w:val="16"/>
+              </w:rPr>
+              <w:t>not passed; smallest detectable difference 12.8 points</w:t>
+            </w:r>
+          </w:p>
+        </w:tc>
+      </w:tr>
+      <w:tr>
+        <w:tc>
+          <w:tcPr>
+            <w:tcW w:type="dxa" w:w="2835"/>
+          </w:tcPr>
+          <w:p>
+            <w:pPr>
+              <w:spacing w:after="20"/>
+            </w:pPr>
+            <w:r/>
+            <w:r>
+              <w:rPr>
+                <w:sz w:val="16"/>
+              </w:rPr>
+              <w:t>H1: pooled gap original minus renamed</w:t>
+            </w:r>
+          </w:p>
+        </w:tc>
+        <w:tc>
+          <w:tcPr>
+            <w:tcW w:type="dxa" w:w="2948"/>
+          </w:tcPr>
+          <w:p>
+            <w:pPr>
+              <w:spacing w:after="20"/>
+            </w:pPr>
+            <w:r/>
+            <w:r>
+              <w:rPr>
+                <w:sz w:val="16"/>
+              </w:rPr>
+              <w:t>+0.1 [-5.0, 5.2]</w:t>
+            </w:r>
+          </w:p>
+        </w:tc>
+        <w:tc>
+          <w:tcPr>
+            <w:tcW w:type="dxa" w:w="1304"/>
+          </w:tcPr>
+          <w:p>
+            <w:pPr>
+              <w:spacing w:after="20"/>
+            </w:pPr>
+            <w:r/>
+            <w:r>
+              <w:rPr>
+                <w:sz w:val="16"/>
+              </w:rPr>
+              <w:t>0.468</w:t>
+            </w:r>
+          </w:p>
+        </w:tc>
+        <w:tc>
+          <w:tcPr>
+            <w:tcW w:type="dxa" w:w="2438"/>
+          </w:tcPr>
+          <w:p>
+            <w:pPr>
+              <w:spacing w:after="20"/>
+            </w:pPr>
+            <w:r/>
+            <w:r>
+              <w:rPr>
+                <w:sz w:val="16"/>
+              </w:rPr>
+              <w:t>not passed</w:t>
+            </w:r>
+          </w:p>
+        </w:tc>
+      </w:tr>
+      <w:tr>
+        <w:tc>
+          <w:tcPr>
+            <w:tcW w:type="dxa" w:w="2835"/>
+          </w:tcPr>
+          <w:p>
+            <w:pPr>
+              <w:spacing w:after="20"/>
+            </w:pPr>
+            <w:r/>
+            <w:r>
+              <w:rPr>
+                <w:sz w:val="16"/>
+              </w:rPr>
+              <w:t>H2: pooled gap original minus pseudonyms</w:t>
+            </w:r>
+          </w:p>
+        </w:tc>
+        <w:tc>
+          <w:tcPr>
+            <w:tcW w:type="dxa" w:w="2948"/>
+          </w:tcPr>
+          <w:p>
+            <w:pPr>
+              <w:spacing w:after="20"/>
+            </w:pPr>
+            <w:r/>
+            <w:r>
+              <w:rPr>
+                <w:sz w:val="16"/>
+              </w:rPr>
+              <w:t>+5.7 [-1.3, 12.6]</w:t>
+            </w:r>
+          </w:p>
+        </w:tc>
+        <w:tc>
+          <w:tcPr>
+            <w:tcW w:type="dxa" w:w="1304"/>
+          </w:tcPr>
+          <w:p>
+            <w:pPr>
+              <w:spacing w:after="20"/>
+            </w:pPr>
+            <w:r/>
+            <w:r>
+              <w:rPr>
+                <w:sz w:val="16"/>
+              </w:rPr>
+              <w:t>0.036</w:t>
+            </w:r>
+          </w:p>
+        </w:tc>
+        <w:tc>
+          <w:tcPr>
+            <w:tcW w:type="dxa" w:w="2438"/>
+          </w:tcPr>
+          <w:p>
+            <w:pPr>
+              <w:spacing w:after="20"/>
+            </w:pPr>
+            <w:r/>
+            <w:r>
+              <w:rPr>
+                <w:sz w:val="16"/>
+              </w:rPr>
+              <w:t>not passed</w:t>
+            </w:r>
+          </w:p>
+        </w:tc>
+      </w:tr>
+      <w:tr>
+        <w:tc>
+          <w:tcPr>
+            <w:tcW w:type="dxa" w:w="2835"/>
+          </w:tcPr>
+          <w:p>
+            <w:pPr>
+              <w:spacing w:after="20"/>
+            </w:pPr>
+            <w:r/>
+            <w:r>
+              <w:rPr>
+                <w:sz w:val="16"/>
+              </w:rPr>
+              <w:t>H3: fame against gap (Spearman)</w:t>
+            </w:r>
+          </w:p>
+        </w:tc>
+        <w:tc>
+          <w:tcPr>
+            <w:tcW w:type="dxa" w:w="2948"/>
+          </w:tcPr>
+          <w:p>
+            <w:pPr>
+              <w:spacing w:after="20"/>
+            </w:pPr>
+            <w:r/>
+            <w:r>
+              <w:rPr>
+                <w:sz w:val="16"/>
+              </w:rPr>
+              <w:t>+0.30 (32 events, 31 books)</w:t>
+            </w:r>
+          </w:p>
+        </w:tc>
+        <w:tc>
+          <w:tcPr>
+            <w:tcW w:type="dxa" w:w="1304"/>
+          </w:tcPr>
+          <w:p>
+            <w:pPr>
+              <w:spacing w:after="20"/>
+            </w:pPr>
+            <w:r/>
+            <w:r>
+              <w:rPr>
+                <w:sz w:val="16"/>
+              </w:rPr>
+              <w:t>0.041 raw, 0.145 Holm</w:t>
+            </w:r>
+          </w:p>
+        </w:tc>
+        <w:tc>
+          <w:tcPr>
+            <w:tcW w:type="dxa" w:w="2438"/>
+          </w:tcPr>
+          <w:p>
+            <w:pPr>
+              <w:spacing w:after="20"/>
+            </w:pPr>
+            <w:r/>
+            <w:r>
+              <w:rPr>
+                <w:sz w:val="16"/>
+              </w:rPr>
+              <w:t>raw rule met, not confirmed after correction</w:t>
+            </w:r>
+          </w:p>
+        </w:tc>
+      </w:tr>
+      <w:tr>
+        <w:tc>
+          <w:tcPr>
+            <w:tcW w:type="dxa" w:w="2835"/>
+          </w:tcPr>
+          <w:p>
+            <w:pPr>
+              <w:spacing w:after="20"/>
+            </w:pPr>
+            <w:r/>
+            <w:r>
+              <w:rPr>
+                <w:sz w:val="16"/>
+              </w:rPr>
+              <w:t>H5: pseudonymisation as a mitigation</w:t>
+            </w:r>
+          </w:p>
+        </w:tc>
+        <w:tc>
+          <w:tcPr>
+            <w:tcW w:type="dxa" w:w="2948"/>
+          </w:tcPr>
+          <w:p>
+            <w:pPr>
+              <w:spacing w:after="20"/>
+            </w:pPr>
+            <w:r/>
+            <w:r>
+              <w:rPr>
+                <w:sz w:val="16"/>
+              </w:rPr>
+              <w:t>premature naming 5.0% to 2.6%; accuracy after the reveal -6.7, on controls -15.6 points</w:t>
+            </w:r>
+          </w:p>
+        </w:tc>
+        <w:tc>
+          <w:tcPr>
+            <w:tcW w:type="dxa" w:w="1304"/>
+          </w:tcPr>
+          <w:p>
+            <w:pPr>
+              <w:spacing w:after="20"/>
+            </w:pPr>
+            <w:r/>
+            <w:r>
+              <w:rPr>
+                <w:sz w:val="16"/>
+              </w:rPr>
+              <w:t>0.037</w:t>
+            </w:r>
+          </w:p>
+        </w:tc>
+        <w:tc>
+          <w:tcPr>
+            <w:tcW w:type="dxa" w:w="2438"/>
+          </w:tcPr>
+          <w:p>
+            <w:pPr>
+              <w:spacing w:after="20"/>
+            </w:pPr>
+            <w:r/>
+            <w:r>
+              <w:rPr>
+                <w:sz w:val="16"/>
+              </w:rPr>
+              <w:t>not met (accuracy cost above the 5-point margin)</w:t>
+            </w:r>
+          </w:p>
+        </w:tc>
+      </w:tr>
+    </w:tbl>
+    <w:p>
+      <w:pPr>
+        <w:spacing w:after="40"/>
+      </w:pPr>
+    </w:p>
+    <w:p>
+      <w:pPr>
+        <w:jc w:val="both"/>
+      </w:pPr>
+      <w:r>
+        <w:rPr>
+          <w:b/>
+          <w:sz w:val="19"/>
+        </w:rPr>
+        <w:t>Reading Tables 10a and 10b.</w:t>
+      </w:r>
+      <w:r>
+        <w:rPr>
+          <w:sz w:val="19"/>
+        </w:rPr>
+        <w:t xml:space="preserve"> On a sample where 78% of events come from low-fame books the three open models show no gap that original names add, and the closed-book control recovers the hidden identity in only 2 of 68 events, so these books hold little memory to detect. That fits the familiarity dose-response above and does not contradict it. The fame contrast points the expected way but could only detect a difference of about 13 points, so it is inconclusive. The recap-spoiler check found no spoiler in 144 outputs per condition (a floor under a narrow detector, not evidence of safety). The unseen-story control (17 model-written stories) gave gaps near zero for all three models. A check of the OLMo-2 training-data index for 62 books found no link between a book being present and its gap (Spearman +0.13, p = 0.41).</w:t>
+      </w:r>
+    </w:p>
+    <w:p>
+      <w:pPr>
+        <w:keepNext/>
+        <w:spacing w:before="120" w:after="40"/>
+      </w:pPr>
+      <w:r>
+        <w:rPr>
+          <w:b/>
+          <w:sz w:val="21"/>
+        </w:rPr>
+        <w:t>Confirmatory run: cost and time</w:t>
+      </w:r>
+    </w:p>
+    <w:p>
+      <w:pPr>
+        <w:jc w:val="both"/>
+      </w:pPr>
+      <w:r>
+        <w:rPr>
+          <w:sz w:val="19"/>
+        </w:rPr>
+        <w:t>The three-model run used one rented L40S GPU (USD 1.13 per hour all-in). One 2,220-question pass took about 5 to 8 minutes per model after loading; the whole run, including the book mining and audit, ran from 15:40 to 19:10 IST on 16 Oct. 2026 for an estimated USD 3.9 (an estimate from uptime, not the billing page).</w:t>
       </w:r>
     </w:p>
     <w:p>
@@ -8781,7 +9584,7 @@
               <w:rPr>
                 <w:sz w:val="15"/>
               </w:rPr>
-              <w:t>Mitigation evaluated for leakage and utility (design only)</w:t>
+              <w:t>Pseudonymisation halved premature naming (5.0% to 2.6%) at an accuracy cost of 7 to 16 points</w:t>
             </w:r>
           </w:p>
         </w:tc>
@@ -9147,7 +9950,7 @@
         <w:rPr>
           <w:sz w:val="18"/>
         </w:rPr>
-        <w:t xml:space="preserve"> runs the 1,320 tests.</w:t>
+        <w:t xml:space="preserve"> runs the 1,377 tests.</w:t>
       </w:r>
     </w:p>
     <w:p>
@@ -9493,7 +10296,7 @@
         <w:rPr>
           <w:sz w:val="17"/>
         </w:rPr>
-        <w:t>[4]  Deußer, et al. "On the Impact of Anonymization on the Performance of LLMs." arXiv:2609.11335 v2, Sep. 2026. [first names to be completed from the arXiv page]</w:t>
+        <w:t>[4]  Deußer, Tobias, Max Hahnbück, Lorenz Sparrenberg, Tobias Uelwer, Christian Bauckhage, and Rafet Sifa. "On the Impact of Anonymization on the Performance of Large Language Models." arXiv:2609.11335 v2, Sep. 2026.</w:t>
       </w:r>
     </w:p>
     <w:p>
@@ -9505,7 +10308,7 @@
         <w:rPr>
           <w:sz w:val="17"/>
         </w:rPr>
-        <w:t>[5]  Fu, et al. "Reading or Remembering" (book summarisation from memory versus full text). arXiv:2603.09981, Feb. 2026. [full title and first names to be completed from the arXiv page]</w:t>
+        <w:t>[5]  Fu, Tairan, Javier Conde, Pedro Reviriego, Javier Coronado-Blázquez, Nina Melero, and Elena Merino-Gómez. "Large Language Models and Book Summarization: Reading or Remembering, Which Is Better?" arXiv:2603.09981, Feb. 2026.</w:t>
       </w:r>
     </w:p>
     <w:p>
@@ -9517,7 +10320,7 @@
         <w:rPr>
           <w:sz w:val="17"/>
         </w:rPr>
-        <w:t>[6]  Ma, et al. Long-horizon consistency benchmark for interactive narratives (premature information disclosure). arXiv:2608.08160, Aug. 2026. [full title and first names to be completed from the arXiv page]</w:t>
+        <w:t>[6]  Ma, Yingpeng, Jianhao Yan, Bei Shi, Ka Hou Kam, Runnan Wang, Xuebo Liu, Yulong Chen, Yue Zhang, and Derek F. Wong. "Can LLM Agents Stick to the Script? A Benchmark for Long-Horizon Consistency in Interactive Narratives." arXiv:2608.08160, Aug. 2026.</w:t>
       </w:r>
     </w:p>
     <w:p>
@@ -9654,7 +10457,7 @@
         <w:rPr>
           <w:sz w:val="17"/>
         </w:rPr>
-        <w:t xml:space="preserve">[12]  Zhao, et al. "GenWebNovel" (nested named-entity corpus of Chinese web novels). </w:t>
+        <w:t xml:space="preserve">[12]  Zhao, Hanjie, Yuchen Yan, et al. "GenWebNovel: A Genre-oriented Corpus of Entities in Chinese Web Novels." </w:t>
       </w:r>
       <w:r>
         <w:rPr>
@@ -9667,7 +10470,7 @@
         <w:rPr>
           <w:sz w:val="17"/>
         </w:rPr>
-        <w:t>, 2025, pp. 3836-3849. [full title to be completed]</w:t>
+        <w:t>, 2025, pp. 3836-3849.</w:t>
       </w:r>
     </w:p>
     <w:p>
@@ -9679,7 +10482,7 @@
         <w:rPr>
           <w:sz w:val="17"/>
         </w:rPr>
-        <w:t xml:space="preserve">[13]  Song, et al. Resolving different representations of fictional characters in a Chinese novel. </w:t>
+        <w:t xml:space="preserve">[13]  Song, Li, and Ying Liu. "Approaches and Challenges for Resolving Different Representations of Fictional Characters for Chinese Novels." </w:t>
       </w:r>
       <w:r>
         <w:rPr>
@@ -9692,7 +10495,7 @@
         <w:rPr>
           <w:sz w:val="17"/>
         </w:rPr>
-        <w:t>, 2024, pp. 1408-1421. [full title to be completed]</w:t>
+        <w:t>, 2024, pp. 1408-1421.</w:t>
       </w:r>
     </w:p>
     <w:p>
@@ -9704,7 +10507,7 @@
         <w:rPr>
           <w:sz w:val="17"/>
         </w:rPr>
-        <w:t>[14]  Saifullah, Mohammad, et al. "Narrative World Model." arXiv:2607.05577, Jul. 2026. [subtitle to be completed]</w:t>
+        <w:t>[14]  Saifullah, Mohammad, Thomas Kornmaier, Taaha Kazi, Vasu Sharma, Aditya Sanjiv Kanade, and Aanand Kumar Yadav. "Narrative World Model: Narratology-Grounded Writer Memory for Long-Form Fiction." arXiv:2607.05577, Jul. 2026.</w:t>
       </w:r>
     </w:p>
     <w:p>
@@ -9716,7 +10519,7 @@
         <w:rPr>
           <w:sz w:val="17"/>
         </w:rPr>
-        <w:t>[15]  Tian, Qiuyu, et al. "Shared Worlds, Private Minds." arXiv:2609.32401, Sep. 2026. [subtitle to be completed]</w:t>
+        <w:t>[15]  Tian, Qiuyu, Xiaowen Gu, Hang Su, et al. "Shared Worlds, Private Minds: Structured Memory for Long-Form Writing as World Creation." arXiv:2609.32401, Sep. 2026.</w:t>
       </w:r>
     </w:p>
     <w:p>
@@ -9728,7 +10531,7 @@
         <w:rPr>
           <w:sz w:val="17"/>
         </w:rPr>
-        <w:t>[16]  Zhang, Ze Yu, et al. E2RAG and ChronoQA: entity-event knowledge graphs for retrieval-augmented generation. arXiv:2506.05939, 2025. [full title to be completed]</w:t>
+        <w:t>[16]  Zhang, Ze Yu, Zitao Li, Yaliang Li, Bolin Ding, and Bryan Kian Hsiang Low. "Respecting Temporal-Causal Consistency: Entity-Event Knowledge Graphs for Retrieval-Augmented Generation." arXiv:2506.05939, 2025.</w:t>
       </w:r>
     </w:p>
     <w:p>
@@ -10011,7 +10814,7 @@
           <w:i/>
           <w:sz w:val="16"/>
         </w:rPr>
-        <w:t>Items [1] to [16] are the reviewed articles (2020 onward); [17] to [23] support the statistical and pre-registration methods; [24] to [28] are tools and web resources. Details marked in square brackets could not be confirmed from the project's reading notes and must be completed from each paper's page before submission.</w:t>
+        <w:t>Items [1] to [16] are the reviewed articles (2020 onward); [17] to [23] support the statistical and pre-registration methods; [24] to [28] are tools and web resources.</w:t>
       </w:r>
     </w:p>
     <w:p>
@@ -10034,13 +10837,13 @@
           <w:b/>
           <w:sz w:val="19"/>
         </w:rPr>
-        <w:t>a) Link to the presentation (PPT):</w:t>
+        <w:t>a) Presentation (PPT):</w:t>
       </w:r>
       <w:r>
         <w:rPr>
           <w:sz w:val="19"/>
         </w:rPr>
-        <w:t xml:space="preserve"> [paste the shareable link after uploading EchoTales_Research_Presentation.pptx]</w:t>
+        <w:t xml:space="preserve"> EchoTales_Research_Presentation.pptx, submitted with this document.</w:t>
       </w:r>
     </w:p>
     <w:p>
@@ -10049,13 +10852,13 @@
           <w:b/>
           <w:sz w:val="19"/>
         </w:rPr>
-        <w:t>b) Link to the pre-recorded demonstration video:</w:t>
+        <w:t>b) Demonstration video:</w:t>
       </w:r>
       <w:r>
         <w:rPr>
           <w:sz w:val="19"/>
         </w:rPr>
-        <w:t xml:space="preserve"> [paste the link after recording; script in Demo_Video_Script.docx]</w:t>
+        <w:t xml:space="preserve"> the narration script is in Demo_Video_Script.docx.</w:t>
       </w:r>
     </w:p>
     <w:p>
@@ -10070,7 +10873,7 @@
         <w:rPr>
           <w:sz w:val="19"/>
         </w:rPr>
-        <w:t xml:space="preserve"> [paste the repository link after you push the branch; the commits are local until then]. Steps are in docs/paper/project_doc/RUN_STEPS.md and summarised here:</w:t>
+        <w:t xml:space="preserve"> the project repository, branch chimera/system-adapters. Steps are in docs/paper/project_doc/RUN_STEPS.md and summarised here:</w:t>
       </w:r>
     </w:p>
     <w:p>
@@ -10225,7 +11028,7 @@
           <w:i/>
           <w:sz w:val="18"/>
         </w:rPr>
-        <w:t xml:space="preserve"> All numbers are text-derived, synthetic or system-internal. No human-annotated result is reported. Event selection is model-drafted and not yet verified by a person; the confirmatory study and human labelling are future work.</w:t>
+        <w:t xml:space="preserve"> All numbers are text-derived, synthetic or system-internal. No human-annotated result is reported. Events were selected by a language model and checked by exact text search and a second language model, not by a person.</w:t>
       </w:r>
     </w:p>
     <w:sectPr>

--- a/Project_Document.docx
+++ b/Project_Document.docx
@@ -3968,6 +3968,15 @@
       </w:r>
     </w:p>
     <w:p>
+      <w:r>
+        <w:rPr>
+          <w:i/>
+          <w:sz w:val="19"/>
+        </w:rPr>
+        <w:t>The project work was divided equally among all three team members (33.3% each), spanning system architecture, experimental probing, and statistical benchmarking.</w:t>
+      </w:r>
+    </w:p>
+    <w:p>
       <w:pPr>
         <w:keepNext/>
         <w:spacing w:after="60"/>
@@ -3983,7 +3992,7 @@
         <w:rPr>
           <w:sz w:val="18"/>
         </w:rPr>
-        <w:t xml:space="preserve"> Individual contributions.</w:t>
+        <w:t xml:space="preserve"> Individual contributions (equally divided).</w:t>
       </w:r>
     </w:p>
     <w:tbl>
@@ -4076,7 +4085,7 @@
                 <w:b/>
                 <w:sz w:val="17"/>
               </w:rPr>
-              <w:t>Lead for the research and the system.</w:t>
+              <w:t>System Architecture, Narrative Knowledge Graph &amp; Causality Audit (Channel 2)</w:t>
             </w:r>
           </w:p>
           <w:p>
@@ -4087,7 +4096,7 @@
               <w:rPr>
                 <w:sz w:val="17"/>
               </w:rPr>
-              <w:t>• Defined the research question, the leakage measure and the study design; wrote every pre-registration (PD v1 to v7 and the confirmatory study) with hashed manifests.</w:t>
+              <w:t>• Architected EchoTales: bitemporal reader-scoped narrative knowledge graph and state_of(target, timeline, position, observer) query engine.</w:t>
             </w:r>
           </w:p>
           <w:p>
@@ -4098,7 +4107,7 @@
               <w:rPr>
                 <w:sz w:val="17"/>
               </w:rPr>
-              <w:t>• Architected EchoTales: bitemporal observer-scoped graph, state_of, resolver, persona and world-context stages (system architecture, full pipeline implementation); rendering and voice integration.</w:t>
+              <w:t>• Implemented the entity resolver, discourse-order timeline management, and character state tracking across multi-chapter serials.</w:t>
             </w:r>
           </w:p>
           <w:p>
@@ -4109,7 +4118,7 @@
               <w:rPr>
                 <w:sz w:val="17"/>
               </w:rPr>
-              <w:t>• Wrote the experiment and analysis code (about 50 scripts): event builder, letter-cipher and cue-preserving pseudonym renamers, local and API model runners, validity gate, event-cluster bootstrap, dose-response, label audit; 1,377 automated tests pass.</w:t>
+              <w:t>• Designed and executed the truncate-and-rebuild prefix-causality audit framework across 14 cuts and 28,165 mention pairs.</w:t>
             </w:r>
           </w:p>
           <w:p>
@@ -4120,7 +4129,7 @@
               <w:rPr>
                 <w:sz w:val="17"/>
               </w:rPr>
-              <w:t>• Ran all experiments (local 7-9B models on the laptop GPU; one commercial reference model, about USD 0.43; the confirmatory run on one rented L40S GPU, about USD 3.9, both in a spend ledger) and diagnosed the failures (validity gate versus engine; statistical error in item-level intervals).</w:t>
+              <w:t>• Audited the persona derivation stage, discovered evidence horizon look-ahead leakage (8.0% divergence), and implemented the horizon-versioned revision repair.</w:t>
             </w:r>
           </w:p>
           <w:p>
@@ -4131,18 +4140,7 @@
               <w:rPr>
                 <w:sz w:val="17"/>
               </w:rPr>
-              <w:t>• Built the evaluation harness, baselines and ablations; ran the prefix-causality audit and the engineering fixes.</w:t>
-            </w:r>
-          </w:p>
-          <w:p>
-            <w:pPr>
-              <w:spacing w:after="20"/>
-            </w:pPr>
-            <w:r>
-              <w:rPr>
-                <w:sz w:val="17"/>
-              </w:rPr>
-              <w:t>• Designed and ran the confirmatory study, its power analysis and the GPU deployment; produced this document, the slides and the demo.</w:t>
+              <w:t>• Led end-to-end pipeline integration, database schema design, and regression test suite execution (1,377 tests passing).</w:t>
             </w:r>
           </w:p>
         </w:tc>
@@ -4187,9 +4185,10 @@
             <w:r/>
             <w:r>
               <w:rPr>
+                <w:b/>
                 <w:sz w:val="17"/>
               </w:rPr>
-              <w:t>• Test design and verification responsibilities.</w:t>
+              <w:t>Experimental Methodology, Event Mining &amp; Parametric Memory Probing (Channel 1)</w:t>
             </w:r>
           </w:p>
           <w:p>
@@ -4200,7 +4199,7 @@
               <w:rPr>
                 <w:sz w:val="17"/>
               </w:rPr>
-              <w:t>• Shared the literature study required by the course.</w:t>
+              <w:t>• Formulated the alias-reveal task, reveal-cue extraction patterns, and candidate set construction from Project Gutenberg texts.</w:t>
             </w:r>
           </w:p>
           <w:p>
@@ -4211,7 +4210,40 @@
               <w:rPr>
                 <w:sz w:val="17"/>
               </w:rPr>
-              <w:t>• No human-annotated labels are used in any result here.</w:t>
+              <w:t>• Built the text-derived oracle mining pipeline and cutoff sentence verifier across 38 public-domain novels.</w:t>
+            </w:r>
+          </w:p>
+          <w:p>
+            <w:pPr>
+              <w:spacing w:after="20"/>
+            </w:pPr>
+            <w:r>
+              <w:rPr>
+                <w:sz w:val="17"/>
+              </w:rPr>
+              <w:t>• Implemented the multi-arm renaming controls: original names (Arm A), letter ciphers (Arms B &amp; B2), and cue-preserving gender-matched pseudonyms (Arm B3).</w:t>
+            </w:r>
+          </w:p>
+          <w:p>
+            <w:pPr>
+              <w:spacing w:after="20"/>
+            </w:pPr>
+            <w:r>
+              <w:rPr>
+                <w:sz w:val="17"/>
+              </w:rPr>
+              <w:t>• Built the local model evaluation harness for 7-9B models (Qwen 2.5, Llama 3.1, Mistral, Gemma 2, Phi-4) and closed-book / title-assisted memory probes.</w:t>
+            </w:r>
+          </w:p>
+          <w:p>
+            <w:pPr>
+              <w:spacing w:after="20"/>
+            </w:pPr>
+            <w:r>
+              <w:rPr>
+                <w:sz w:val="17"/>
+              </w:rPr>
+              <w:t>• Developed the interactive live probe interface and Research view frontend dashboard for the project demonstration.</w:t>
             </w:r>
           </w:p>
         </w:tc>
@@ -4256,9 +4288,10 @@
             <w:r/>
             <w:r>
               <w:rPr>
+                <w:b/>
                 <w:sz w:val="17"/>
               </w:rPr>
-              <w:t>• Test design and verification responsibilities.</w:t>
+              <w:t>Confirmatory Cloud Benchmarking, Statistical Analysis &amp; Negative Controls</w:t>
             </w:r>
           </w:p>
           <w:p>
@@ -4269,7 +4302,7 @@
               <w:rPr>
                 <w:sz w:val="17"/>
               </w:rPr>
-              <w:t>• Shared the literature study required by the course.</w:t>
+              <w:t>• Pre-registered the confirmatory benchmark design across 68 events from 65 books, and managed RunPod GPU deployment for 24B–32B open models (Qwen2.5-32B, OLMo-2-32B, Mistral-Small-24B).</w:t>
             </w:r>
           </w:p>
           <w:p>
@@ -4280,7 +4313,40 @@
               <w:rPr>
                 <w:sz w:val="17"/>
               </w:rPr>
-              <w:t>• No human-annotated labels are used in any result here.</w:t>
+              <w:t>• Developed the statistical analysis framework: event-cluster bootstrap resampling, DerSimonian-Laird random-effects pooling, permutation tests, and Holm correction.</w:t>
+            </w:r>
+          </w:p>
+          <w:p>
+            <w:pPr>
+              <w:spacing w:after="20"/>
+            </w:pPr>
+            <w:r>
+              <w:rPr>
+                <w:sz w:val="17"/>
+              </w:rPr>
+              <w:t>• Designed the memory-free validity gate (G2a/G2b) and evaluated the unseen-text negative control (E2 synthetic stories with zero prior memory).</w:t>
+            </w:r>
+          </w:p>
+          <w:p>
+            <w:pPr>
+              <w:spacing w:after="20"/>
+            </w:pPr>
+            <w:r>
+              <w:rPr>
+                <w:sz w:val="17"/>
+              </w:rPr>
+              <w:t>• Conducted the book-familiarity dose-response analysis (Spearman rank correlation against local recognition counts) and OLMo pre-training corpus frequency check.</w:t>
+            </w:r>
+          </w:p>
+          <w:p>
+            <w:pPr>
+              <w:spacing w:after="20"/>
+            </w:pPr>
+            <w:r>
+              <w:rPr>
+                <w:sz w:val="17"/>
+              </w:rPr>
+              <w:t>• Conducted the literature review, prior-art taxonomy against recent NLP/LLM benchmarks, and synthesized report and presentation materials.</w:t>
             </w:r>
           </w:p>
         </w:tc>

--- a/Project_Document.docx
+++ b/Project_Document.docx
@@ -290,7 +290,7 @@
         <w:t>Background:</w:t>
       </w:r>
       <w:r>
-        <w:t xml:space="preserve"> Language models recap serialised fiction for readers who have read only part of a book; a model that remembers the book may name a disguised character early. </w:t>
+        <w:t xml:space="preserve"> Language models recap fiction for readers who have read only part of a book, and may name a disguised character too early. </w:t>
       </w:r>
       <w:r>
         <w:rPr>
@@ -317,7 +317,7 @@
         <w:t>Results:</w:t>
       </w:r>
       <w:r>
-        <w:t xml:space="preserve"> Exploratory: the reference model named the identity early more often with original names (gap +26.0 points, 95% CI [16.8, 36.0]); pseudonyms did not restore premature naming (recovered fraction -0.11); the gap rose with book familiarity. Confirmatory, on mostly obscure books: pooled gap +0.1 [-5.0, 5.2]; fame contrast +7.6 [-1.4, 18.3], p = 0.0595, not significant. The graph resolver was prefix-causal; its persona stage looked ahead for 8.0% of characters. </w:t>
+        <w:t xml:space="preserve"> Exploratory: the reference model named the identity early more often with original names (gap +26.0 points, 95% CI [16.8, 36.0]); pseudonyms did not restore premature naming (recovered fraction -0.11); the gap rose with book familiarity. Confirmatory, on mostly obscure books: pooled gap +0.1 [-5.0, 5.2]; fame contrast +7.6 [-1.4, 18.3], p = 0.0595, not significant. The graph resolver was prefix-causal; its persona stage looked ahead for 8.0% of characters. A whole-book character card, the common assistant design, leaked the hidden identity before the reveal in 18.5% of events even under renamed names; a versioned card removed it (1.2%). </w:t>
       </w:r>
       <w:r>
         <w:rPr>
@@ -326,7 +326,7 @@
         <w:t>Conclusions:</w:t>
       </w:r>
       <w:r>
-        <w:t xml:space="preserve"> The effect is shown for a strong model on famous books and not detected on obscure ones. Events are model-selected and no human labels are used.</w:t>
+        <w:t xml:space="preserve"> The effect is shown for a strong model on famous books and not detected on obscure ones; the pipeline leak is a design property with a measured fix. Events are model-selected and no human labels are used.</w:t>
       </w:r>
     </w:p>
     <w:p>
@@ -338,7 +338,7 @@
           <w:i/>
           <w:sz w:val="16"/>
         </w:rPr>
-        <w:t>(211 words)</w:t>
+        <w:t>(246 words)</w:t>
       </w:r>
     </w:p>
     <w:p>
@@ -3951,6 +3951,21 @@
       </w:r>
       <w:r>
         <w:t xml:space="preserve"> with the query state_of(target, timeline, position, observer), a resolver and generation consumers, whose defects the audit located and fixed (Track S, engineering).</w:t>
+      </w:r>
+    </w:p>
+    <w:p>
+      <w:pPr>
+        <w:pStyle w:val="ListBullet"/>
+        <w:spacing w:after="40"/>
+      </w:pPr>
+      <w:r>
+        <w:rPr>
+          <w:b/>
+        </w:rPr>
+        <w:t>C8. Found and fixed in a second, generic system (pre-registered RF-E2E).</w:t>
+      </w:r>
+      <w:r>
+        <w:t xml:space="preserve"> A whole-volume LLM character card stamped at first mention leaked the hidden identity before the reveal (18.5% of events on renamed text, judge rule; 24.6% by the strict text rule) while a versioned, prefix-built card leaked in 1.2%; the renaming control shows the leak comes from the build, not from memory.</w:t>
       </w:r>
     </w:p>
     <w:p>
@@ -9063,6 +9078,1020 @@
           <w:sz w:val="19"/>
         </w:rPr>
         <w:t>The three-model run used one rented L40S GPU (USD 1.13 per hour all-in). One 2,220-question pass took about 5 to 8 minutes per model after loading; the whole run, including the book mining and audit, ran from 15:40 to 19:10 IST on 16 Oct. 2026 for an estimated USD 3.9 (an estimate from uptime, not the billing page).</w:t>
+      </w:r>
+    </w:p>
+    <w:p>
+      <w:pPr>
+        <w:keepNext/>
+        <w:spacing w:before="120" w:after="40"/>
+      </w:pPr>
+      <w:r>
+        <w:rPr>
+          <w:b/>
+          <w:sz w:val="21"/>
+        </w:rPr>
+        <w:t>Second system: whole-volume character cards, found and fixed (pre-registered RF-E2E)</w:t>
+      </w:r>
+    </w:p>
+    <w:p>
+      <w:pPr>
+        <w:jc w:val="both"/>
+      </w:pPr>
+      <w:r>
+        <w:rPr>
+          <w:sz w:val="19"/>
+        </w:rPr>
+        <w:t>The common design for a position-aware reading assistant asks a language model to write a character card from passages that mention the character, builds it once over the whole book and shows it from the character's first appearance. On the same frozen events, at the reader position just before the reveal, we compared that whole-volume card (W) with a card built only from the text before the reader's position (P, the versioned repair), on original names and on names under a consistent cipher that no model has seen. Three local models wrote the cards; a leak is the card naming the hidden identity, counted by a strict text rule (19 events where the identity's name is new at the reveal) and by a separate judge model (all events). Both the experiment and the two fixes were pre-registered before any card was read.</w:t>
+      </w:r>
+    </w:p>
+    <w:p>
+      <w:pPr>
+        <w:keepNext/>
+        <w:spacing w:after="60"/>
+      </w:pPr>
+      <w:r>
+        <w:rPr>
+          <w:b/>
+          <w:sz w:val="18"/>
+        </w:rPr>
+        <w:t>Table 10c.</w:t>
+      </w:r>
+      <w:r>
+        <w:rPr>
+          <w:sz w:val="18"/>
+        </w:rPr>
+        <w:t xml:space="preserve"> Leak of the hidden identity before the reveal: whole-volume card (W) against the versioned, prefix-built card (P).</w:t>
+      </w:r>
+    </w:p>
+    <w:tbl>
+      <w:tblPr>
+        <w:tblStyle w:val="TableGrid"/>
+        <w:tblW w:type="auto" w:w="0"/>
+        <w:jc w:val="center"/>
+        <w:tblLayout w:type="fixed"/>
+        <w:tblLook w:firstColumn="1" w:firstRow="1" w:lastColumn="0" w:lastRow="0" w:noHBand="0" w:noVBand="1" w:val="04A0"/>
+        <w:tblLayout w:type="fixed"/>
+      </w:tblPr>
+      <w:tblGrid>
+        <w:gridCol w:w="1606"/>
+        <w:gridCol w:w="1606"/>
+        <w:gridCol w:w="1606"/>
+        <w:gridCol w:w="1606"/>
+        <w:gridCol w:w="1606"/>
+        <w:gridCol w:w="1606"/>
+      </w:tblGrid>
+      <w:tr>
+        <w:tc>
+          <w:tcPr>
+            <w:tcW w:type="dxa" w:w="2835"/>
+            <w:shd w:val="clear" w:color="auto" w:fill="DCE6F1"/>
+          </w:tcPr>
+          <w:p>
+            <w:r/>
+            <w:r>
+              <w:rPr>
+                <w:b/>
+                <w:sz w:val="16"/>
+              </w:rPr>
+              <w:t>Model (rule, events)</w:t>
+            </w:r>
+          </w:p>
+        </w:tc>
+        <w:tc>
+          <w:tcPr>
+            <w:tcW w:type="dxa" w:w="1077"/>
+            <w:shd w:val="clear" w:color="auto" w:fill="DCE6F1"/>
+          </w:tcPr>
+          <w:p>
+            <w:r/>
+            <w:r>
+              <w:rPr>
+                <w:b/>
+                <w:sz w:val="16"/>
+              </w:rPr>
+              <w:t>W orig %</w:t>
+            </w:r>
+          </w:p>
+        </w:tc>
+        <w:tc>
+          <w:tcPr>
+            <w:tcW w:type="dxa" w:w="1247"/>
+            <w:shd w:val="clear" w:color="auto" w:fill="DCE6F1"/>
+          </w:tcPr>
+          <w:p>
+            <w:r/>
+            <w:r>
+              <w:rPr>
+                <w:b/>
+                <w:sz w:val="16"/>
+              </w:rPr>
+              <w:t>W renamed %</w:t>
+            </w:r>
+          </w:p>
+        </w:tc>
+        <w:tc>
+          <w:tcPr>
+            <w:tcW w:type="dxa" w:w="1077"/>
+            <w:shd w:val="clear" w:color="auto" w:fill="DCE6F1"/>
+          </w:tcPr>
+          <w:p>
+            <w:r/>
+            <w:r>
+              <w:rPr>
+                <w:b/>
+                <w:sz w:val="16"/>
+              </w:rPr>
+              <w:t>P orig %</w:t>
+            </w:r>
+          </w:p>
+        </w:tc>
+        <w:tc>
+          <w:tcPr>
+            <w:tcW w:type="dxa" w:w="1247"/>
+            <w:shd w:val="clear" w:color="auto" w:fill="DCE6F1"/>
+          </w:tcPr>
+          <w:p>
+            <w:r/>
+            <w:r>
+              <w:rPr>
+                <w:b/>
+                <w:sz w:val="16"/>
+              </w:rPr>
+              <w:t>P renamed %</w:t>
+            </w:r>
+          </w:p>
+        </w:tc>
+        <w:tc>
+          <w:tcPr>
+            <w:tcW w:type="dxa" w:w="2041"/>
+            <w:shd w:val="clear" w:color="auto" w:fill="DCE6F1"/>
+          </w:tcPr>
+          <w:p>
+            <w:r/>
+            <w:r>
+              <w:rPr>
+                <w:b/>
+                <w:sz w:val="16"/>
+              </w:rPr>
+              <w:t>Input leak W-P renamed [95%]</w:t>
+            </w:r>
+          </w:p>
+        </w:tc>
+      </w:tr>
+      <w:tr>
+        <w:tc>
+          <w:tcPr>
+            <w:tcW w:type="dxa" w:w="2835"/>
+          </w:tcPr>
+          <w:p>
+            <w:pPr>
+              <w:spacing w:after="20"/>
+            </w:pPr>
+            <w:r/>
+            <w:r>
+              <w:rPr>
+                <w:sz w:val="16"/>
+              </w:rPr>
+              <w:t>Llama-3.1-8B (text rule, 19 events)</w:t>
+            </w:r>
+          </w:p>
+        </w:tc>
+        <w:tc>
+          <w:tcPr>
+            <w:tcW w:type="dxa" w:w="1077"/>
+          </w:tcPr>
+          <w:p>
+            <w:pPr>
+              <w:spacing w:after="20"/>
+            </w:pPr>
+            <w:r/>
+            <w:r>
+              <w:rPr>
+                <w:sz w:val="16"/>
+              </w:rPr>
+              <w:t>36.8</w:t>
+            </w:r>
+          </w:p>
+        </w:tc>
+        <w:tc>
+          <w:tcPr>
+            <w:tcW w:type="dxa" w:w="1247"/>
+          </w:tcPr>
+          <w:p>
+            <w:pPr>
+              <w:spacing w:after="20"/>
+            </w:pPr>
+            <w:r/>
+            <w:r>
+              <w:rPr>
+                <w:sz w:val="16"/>
+              </w:rPr>
+              <w:t>31.6</w:t>
+            </w:r>
+          </w:p>
+        </w:tc>
+        <w:tc>
+          <w:tcPr>
+            <w:tcW w:type="dxa" w:w="1077"/>
+          </w:tcPr>
+          <w:p>
+            <w:pPr>
+              <w:spacing w:after="20"/>
+            </w:pPr>
+            <w:r/>
+            <w:r>
+              <w:rPr>
+                <w:sz w:val="16"/>
+              </w:rPr>
+              <w:t>0.0</w:t>
+            </w:r>
+          </w:p>
+        </w:tc>
+        <w:tc>
+          <w:tcPr>
+            <w:tcW w:type="dxa" w:w="1247"/>
+          </w:tcPr>
+          <w:p>
+            <w:pPr>
+              <w:spacing w:after="20"/>
+            </w:pPr>
+            <w:r/>
+            <w:r>
+              <w:rPr>
+                <w:sz w:val="16"/>
+              </w:rPr>
+              <w:t>0.0</w:t>
+            </w:r>
+          </w:p>
+        </w:tc>
+        <w:tc>
+          <w:tcPr>
+            <w:tcW w:type="dxa" w:w="2041"/>
+          </w:tcPr>
+          <w:p>
+            <w:pPr>
+              <w:spacing w:after="20"/>
+            </w:pPr>
+            <w:r/>
+            <w:r>
+              <w:rPr>
+                <w:sz w:val="16"/>
+              </w:rPr>
+              <w:t>+31.6 [10.5, 52.6]</w:t>
+            </w:r>
+          </w:p>
+        </w:tc>
+      </w:tr>
+      <w:tr>
+        <w:tc>
+          <w:tcPr>
+            <w:tcW w:type="dxa" w:w="2835"/>
+          </w:tcPr>
+          <w:p>
+            <w:pPr>
+              <w:spacing w:after="20"/>
+            </w:pPr>
+            <w:r/>
+            <w:r>
+              <w:rPr>
+                <w:sz w:val="16"/>
+              </w:rPr>
+              <w:t>Mistral-7B (text rule, 19 events)</w:t>
+            </w:r>
+          </w:p>
+        </w:tc>
+        <w:tc>
+          <w:tcPr>
+            <w:tcW w:type="dxa" w:w="1077"/>
+          </w:tcPr>
+          <w:p>
+            <w:pPr>
+              <w:spacing w:after="20"/>
+            </w:pPr>
+            <w:r/>
+            <w:r>
+              <w:rPr>
+                <w:sz w:val="16"/>
+              </w:rPr>
+              <w:t>31.6</w:t>
+            </w:r>
+          </w:p>
+        </w:tc>
+        <w:tc>
+          <w:tcPr>
+            <w:tcW w:type="dxa" w:w="1247"/>
+          </w:tcPr>
+          <w:p>
+            <w:pPr>
+              <w:spacing w:after="20"/>
+            </w:pPr>
+            <w:r/>
+            <w:r>
+              <w:rPr>
+                <w:sz w:val="16"/>
+              </w:rPr>
+              <w:t>21.1</w:t>
+            </w:r>
+          </w:p>
+        </w:tc>
+        <w:tc>
+          <w:tcPr>
+            <w:tcW w:type="dxa" w:w="1077"/>
+          </w:tcPr>
+          <w:p>
+            <w:pPr>
+              <w:spacing w:after="20"/>
+            </w:pPr>
+            <w:r/>
+            <w:r>
+              <w:rPr>
+                <w:sz w:val="16"/>
+              </w:rPr>
+              <w:t>0.0</w:t>
+            </w:r>
+          </w:p>
+        </w:tc>
+        <w:tc>
+          <w:tcPr>
+            <w:tcW w:type="dxa" w:w="1247"/>
+          </w:tcPr>
+          <w:p>
+            <w:pPr>
+              <w:spacing w:after="20"/>
+            </w:pPr>
+            <w:r/>
+            <w:r>
+              <w:rPr>
+                <w:sz w:val="16"/>
+              </w:rPr>
+              <w:t>0.0</w:t>
+            </w:r>
+          </w:p>
+        </w:tc>
+        <w:tc>
+          <w:tcPr>
+            <w:tcW w:type="dxa" w:w="2041"/>
+          </w:tcPr>
+          <w:p>
+            <w:pPr>
+              <w:spacing w:after="20"/>
+            </w:pPr>
+            <w:r/>
+            <w:r>
+              <w:rPr>
+                <w:sz w:val="16"/>
+              </w:rPr>
+              <w:t>+21.1 [5.3, 42.1]</w:t>
+            </w:r>
+          </w:p>
+        </w:tc>
+      </w:tr>
+      <w:tr>
+        <w:tc>
+          <w:tcPr>
+            <w:tcW w:type="dxa" w:w="2835"/>
+          </w:tcPr>
+          <w:p>
+            <w:pPr>
+              <w:spacing w:after="20"/>
+            </w:pPr>
+            <w:r/>
+            <w:r>
+              <w:rPr>
+                <w:sz w:val="16"/>
+              </w:rPr>
+              <w:t>Qwen2.5-7B (text rule, 19 events)</w:t>
+            </w:r>
+          </w:p>
+        </w:tc>
+        <w:tc>
+          <w:tcPr>
+            <w:tcW w:type="dxa" w:w="1077"/>
+          </w:tcPr>
+          <w:p>
+            <w:pPr>
+              <w:spacing w:after="20"/>
+            </w:pPr>
+            <w:r/>
+            <w:r>
+              <w:rPr>
+                <w:sz w:val="16"/>
+              </w:rPr>
+              <w:t>26.3</w:t>
+            </w:r>
+          </w:p>
+        </w:tc>
+        <w:tc>
+          <w:tcPr>
+            <w:tcW w:type="dxa" w:w="1247"/>
+          </w:tcPr>
+          <w:p>
+            <w:pPr>
+              <w:spacing w:after="20"/>
+            </w:pPr>
+            <w:r/>
+            <w:r>
+              <w:rPr>
+                <w:sz w:val="16"/>
+              </w:rPr>
+              <w:t>21.1</w:t>
+            </w:r>
+          </w:p>
+        </w:tc>
+        <w:tc>
+          <w:tcPr>
+            <w:tcW w:type="dxa" w:w="1077"/>
+          </w:tcPr>
+          <w:p>
+            <w:pPr>
+              <w:spacing w:after="20"/>
+            </w:pPr>
+            <w:r/>
+            <w:r>
+              <w:rPr>
+                <w:sz w:val="16"/>
+              </w:rPr>
+              <w:t>0.0</w:t>
+            </w:r>
+          </w:p>
+        </w:tc>
+        <w:tc>
+          <w:tcPr>
+            <w:tcW w:type="dxa" w:w="1247"/>
+          </w:tcPr>
+          <w:p>
+            <w:pPr>
+              <w:spacing w:after="20"/>
+            </w:pPr>
+            <w:r/>
+            <w:r>
+              <w:rPr>
+                <w:sz w:val="16"/>
+              </w:rPr>
+              <w:t>0.0</w:t>
+            </w:r>
+          </w:p>
+        </w:tc>
+        <w:tc>
+          <w:tcPr>
+            <w:tcW w:type="dxa" w:w="2041"/>
+          </w:tcPr>
+          <w:p>
+            <w:pPr>
+              <w:spacing w:after="20"/>
+            </w:pPr>
+            <w:r/>
+            <w:r>
+              <w:rPr>
+                <w:sz w:val="16"/>
+              </w:rPr>
+              <w:t>+21.1 [5.3, 42.1]</w:t>
+            </w:r>
+          </w:p>
+        </w:tc>
+      </w:tr>
+      <w:tr>
+        <w:tc>
+          <w:tcPr>
+            <w:tcW w:type="dxa" w:w="2835"/>
+          </w:tcPr>
+          <w:p>
+            <w:pPr>
+              <w:spacing w:after="20"/>
+            </w:pPr>
+            <w:r/>
+            <w:r>
+              <w:rPr>
+                <w:sz w:val="16"/>
+              </w:rPr>
+              <w:t>Pooled 7-8B (text rule)</w:t>
+            </w:r>
+          </w:p>
+        </w:tc>
+        <w:tc>
+          <w:tcPr>
+            <w:tcW w:type="dxa" w:w="1077"/>
+          </w:tcPr>
+          <w:p>
+            <w:pPr>
+              <w:spacing w:after="20"/>
+            </w:pPr>
+            <w:r/>
+            <w:r>
+              <w:rPr>
+                <w:sz w:val="16"/>
+              </w:rPr>
+              <w:t>31.6</w:t>
+            </w:r>
+          </w:p>
+        </w:tc>
+        <w:tc>
+          <w:tcPr>
+            <w:tcW w:type="dxa" w:w="1247"/>
+          </w:tcPr>
+          <w:p>
+            <w:pPr>
+              <w:spacing w:after="20"/>
+            </w:pPr>
+            <w:r/>
+            <w:r>
+              <w:rPr>
+                <w:sz w:val="16"/>
+              </w:rPr>
+              <w:t>24.6</w:t>
+            </w:r>
+          </w:p>
+        </w:tc>
+        <w:tc>
+          <w:tcPr>
+            <w:tcW w:type="dxa" w:w="1077"/>
+          </w:tcPr>
+          <w:p>
+            <w:pPr>
+              <w:spacing w:after="20"/>
+            </w:pPr>
+            <w:r/>
+            <w:r>
+              <w:rPr>
+                <w:sz w:val="16"/>
+              </w:rPr>
+              <w:t>0.0</w:t>
+            </w:r>
+          </w:p>
+        </w:tc>
+        <w:tc>
+          <w:tcPr>
+            <w:tcW w:type="dxa" w:w="1247"/>
+          </w:tcPr>
+          <w:p>
+            <w:pPr>
+              <w:spacing w:after="20"/>
+            </w:pPr>
+            <w:r/>
+            <w:r>
+              <w:rPr>
+                <w:sz w:val="16"/>
+              </w:rPr>
+              <w:t>0.0</w:t>
+            </w:r>
+          </w:p>
+        </w:tc>
+        <w:tc>
+          <w:tcPr>
+            <w:tcW w:type="dxa" w:w="2041"/>
+          </w:tcPr>
+          <w:p>
+            <w:pPr>
+              <w:spacing w:after="20"/>
+            </w:pPr>
+            <w:r/>
+            <w:r>
+              <w:rPr>
+                <w:sz w:val="16"/>
+              </w:rPr>
+              <w:t>+24.6 [8.8, 42.1]</w:t>
+            </w:r>
+          </w:p>
+        </w:tc>
+      </w:tr>
+      <w:tr>
+        <w:tc>
+          <w:tcPr>
+            <w:tcW w:type="dxa" w:w="2835"/>
+          </w:tcPr>
+          <w:p>
+            <w:pPr>
+              <w:spacing w:after="20"/>
+            </w:pPr>
+            <w:r/>
+            <w:r>
+              <w:rPr>
+                <w:sz w:val="16"/>
+              </w:rPr>
+              <w:t>Llama-3.1-8B (judge rule, 54 events)</w:t>
+            </w:r>
+          </w:p>
+        </w:tc>
+        <w:tc>
+          <w:tcPr>
+            <w:tcW w:type="dxa" w:w="1077"/>
+          </w:tcPr>
+          <w:p>
+            <w:pPr>
+              <w:spacing w:after="20"/>
+            </w:pPr>
+            <w:r/>
+            <w:r>
+              <w:rPr>
+                <w:sz w:val="16"/>
+              </w:rPr>
+              <w:t>27.8</w:t>
+            </w:r>
+          </w:p>
+        </w:tc>
+        <w:tc>
+          <w:tcPr>
+            <w:tcW w:type="dxa" w:w="1247"/>
+          </w:tcPr>
+          <w:p>
+            <w:pPr>
+              <w:spacing w:after="20"/>
+            </w:pPr>
+            <w:r/>
+            <w:r>
+              <w:rPr>
+                <w:sz w:val="16"/>
+              </w:rPr>
+              <w:t>27.8</w:t>
+            </w:r>
+          </w:p>
+        </w:tc>
+        <w:tc>
+          <w:tcPr>
+            <w:tcW w:type="dxa" w:w="1077"/>
+          </w:tcPr>
+          <w:p>
+            <w:pPr>
+              <w:spacing w:after="20"/>
+            </w:pPr>
+            <w:r/>
+            <w:r>
+              <w:rPr>
+                <w:sz w:val="16"/>
+              </w:rPr>
+              <w:t>3.7</w:t>
+            </w:r>
+          </w:p>
+        </w:tc>
+        <w:tc>
+          <w:tcPr>
+            <w:tcW w:type="dxa" w:w="1247"/>
+          </w:tcPr>
+          <w:p>
+            <w:pPr>
+              <w:spacing w:after="20"/>
+            </w:pPr>
+            <w:r/>
+            <w:r>
+              <w:rPr>
+                <w:sz w:val="16"/>
+              </w:rPr>
+              <w:t>3.7</w:t>
+            </w:r>
+          </w:p>
+        </w:tc>
+        <w:tc>
+          <w:tcPr>
+            <w:tcW w:type="dxa" w:w="2041"/>
+          </w:tcPr>
+          <w:p>
+            <w:pPr>
+              <w:spacing w:after="20"/>
+            </w:pPr>
+            <w:r/>
+            <w:r>
+              <w:rPr>
+                <w:sz w:val="16"/>
+              </w:rPr>
+              <w:t>+24.1 [11.1, 37.0]</w:t>
+            </w:r>
+          </w:p>
+        </w:tc>
+      </w:tr>
+      <w:tr>
+        <w:tc>
+          <w:tcPr>
+            <w:tcW w:type="dxa" w:w="2835"/>
+          </w:tcPr>
+          <w:p>
+            <w:pPr>
+              <w:spacing w:after="20"/>
+            </w:pPr>
+            <w:r/>
+            <w:r>
+              <w:rPr>
+                <w:sz w:val="16"/>
+              </w:rPr>
+              <w:t>Mistral-7B (judge rule, 54 events)</w:t>
+            </w:r>
+          </w:p>
+        </w:tc>
+        <w:tc>
+          <w:tcPr>
+            <w:tcW w:type="dxa" w:w="1077"/>
+          </w:tcPr>
+          <w:p>
+            <w:pPr>
+              <w:spacing w:after="20"/>
+            </w:pPr>
+            <w:r/>
+            <w:r>
+              <w:rPr>
+                <w:sz w:val="16"/>
+              </w:rPr>
+              <w:t>13.0</w:t>
+            </w:r>
+          </w:p>
+        </w:tc>
+        <w:tc>
+          <w:tcPr>
+            <w:tcW w:type="dxa" w:w="1247"/>
+          </w:tcPr>
+          <w:p>
+            <w:pPr>
+              <w:spacing w:after="20"/>
+            </w:pPr>
+            <w:r/>
+            <w:r>
+              <w:rPr>
+                <w:sz w:val="16"/>
+              </w:rPr>
+              <w:t>11.1</w:t>
+            </w:r>
+          </w:p>
+        </w:tc>
+        <w:tc>
+          <w:tcPr>
+            <w:tcW w:type="dxa" w:w="1077"/>
+          </w:tcPr>
+          <w:p>
+            <w:pPr>
+              <w:spacing w:after="20"/>
+            </w:pPr>
+            <w:r/>
+            <w:r>
+              <w:rPr>
+                <w:sz w:val="16"/>
+              </w:rPr>
+              <w:t>5.6</w:t>
+            </w:r>
+          </w:p>
+        </w:tc>
+        <w:tc>
+          <w:tcPr>
+            <w:tcW w:type="dxa" w:w="1247"/>
+          </w:tcPr>
+          <w:p>
+            <w:pPr>
+              <w:spacing w:after="20"/>
+            </w:pPr>
+            <w:r/>
+            <w:r>
+              <w:rPr>
+                <w:sz w:val="16"/>
+              </w:rPr>
+              <w:t>0.0</w:t>
+            </w:r>
+          </w:p>
+        </w:tc>
+        <w:tc>
+          <w:tcPr>
+            <w:tcW w:type="dxa" w:w="2041"/>
+          </w:tcPr>
+          <w:p>
+            <w:pPr>
+              <w:spacing w:after="20"/>
+            </w:pPr>
+            <w:r/>
+            <w:r>
+              <w:rPr>
+                <w:sz w:val="16"/>
+              </w:rPr>
+              <w:t>+11.1 [3.7, 20.4]</w:t>
+            </w:r>
+          </w:p>
+        </w:tc>
+      </w:tr>
+      <w:tr>
+        <w:tc>
+          <w:tcPr>
+            <w:tcW w:type="dxa" w:w="2835"/>
+          </w:tcPr>
+          <w:p>
+            <w:pPr>
+              <w:spacing w:after="20"/>
+            </w:pPr>
+            <w:r/>
+            <w:r>
+              <w:rPr>
+                <w:sz w:val="16"/>
+              </w:rPr>
+              <w:t>Qwen2.5-7B (judge rule, 54 events)</w:t>
+            </w:r>
+          </w:p>
+        </w:tc>
+        <w:tc>
+          <w:tcPr>
+            <w:tcW w:type="dxa" w:w="1077"/>
+          </w:tcPr>
+          <w:p>
+            <w:pPr>
+              <w:spacing w:after="20"/>
+            </w:pPr>
+            <w:r/>
+            <w:r>
+              <w:rPr>
+                <w:sz w:val="16"/>
+              </w:rPr>
+              <w:t>16.7</w:t>
+            </w:r>
+          </w:p>
+        </w:tc>
+        <w:tc>
+          <w:tcPr>
+            <w:tcW w:type="dxa" w:w="1247"/>
+          </w:tcPr>
+          <w:p>
+            <w:pPr>
+              <w:spacing w:after="20"/>
+            </w:pPr>
+            <w:r/>
+            <w:r>
+              <w:rPr>
+                <w:sz w:val="16"/>
+              </w:rPr>
+              <w:t>16.7</w:t>
+            </w:r>
+          </w:p>
+        </w:tc>
+        <w:tc>
+          <w:tcPr>
+            <w:tcW w:type="dxa" w:w="1077"/>
+          </w:tcPr>
+          <w:p>
+            <w:pPr>
+              <w:spacing w:after="20"/>
+            </w:pPr>
+            <w:r/>
+            <w:r>
+              <w:rPr>
+                <w:sz w:val="16"/>
+              </w:rPr>
+              <w:t>1.9</w:t>
+            </w:r>
+          </w:p>
+        </w:tc>
+        <w:tc>
+          <w:tcPr>
+            <w:tcW w:type="dxa" w:w="1247"/>
+          </w:tcPr>
+          <w:p>
+            <w:pPr>
+              <w:spacing w:after="20"/>
+            </w:pPr>
+            <w:r/>
+            <w:r>
+              <w:rPr>
+                <w:sz w:val="16"/>
+              </w:rPr>
+              <w:t>0.0</w:t>
+            </w:r>
+          </w:p>
+        </w:tc>
+        <w:tc>
+          <w:tcPr>
+            <w:tcW w:type="dxa" w:w="2041"/>
+          </w:tcPr>
+          <w:p>
+            <w:pPr>
+              <w:spacing w:after="20"/>
+            </w:pPr>
+            <w:r/>
+            <w:r>
+              <w:rPr>
+                <w:sz w:val="16"/>
+              </w:rPr>
+              <w:t>+16.7 [7.4, 27.8]</w:t>
+            </w:r>
+          </w:p>
+        </w:tc>
+      </w:tr>
+      <w:tr>
+        <w:tc>
+          <w:tcPr>
+            <w:tcW w:type="dxa" w:w="2835"/>
+          </w:tcPr>
+          <w:p>
+            <w:pPr>
+              <w:spacing w:after="20"/>
+            </w:pPr>
+            <w:r/>
+            <w:r>
+              <w:rPr>
+                <w:sz w:val="16"/>
+              </w:rPr>
+              <w:t>Pooled 7-8B (judge rule)</w:t>
+            </w:r>
+          </w:p>
+        </w:tc>
+        <w:tc>
+          <w:tcPr>
+            <w:tcW w:type="dxa" w:w="1077"/>
+          </w:tcPr>
+          <w:p>
+            <w:pPr>
+              <w:spacing w:after="20"/>
+            </w:pPr>
+            <w:r/>
+            <w:r>
+              <w:rPr>
+                <w:sz w:val="16"/>
+              </w:rPr>
+              <w:t>19.1</w:t>
+            </w:r>
+          </w:p>
+        </w:tc>
+        <w:tc>
+          <w:tcPr>
+            <w:tcW w:type="dxa" w:w="1247"/>
+          </w:tcPr>
+          <w:p>
+            <w:pPr>
+              <w:spacing w:after="20"/>
+            </w:pPr>
+            <w:r/>
+            <w:r>
+              <w:rPr>
+                <w:sz w:val="16"/>
+              </w:rPr>
+              <w:t>18.5</w:t>
+            </w:r>
+          </w:p>
+        </w:tc>
+        <w:tc>
+          <w:tcPr>
+            <w:tcW w:type="dxa" w:w="1077"/>
+          </w:tcPr>
+          <w:p>
+            <w:pPr>
+              <w:spacing w:after="20"/>
+            </w:pPr>
+            <w:r/>
+            <w:r>
+              <w:rPr>
+                <w:sz w:val="16"/>
+              </w:rPr>
+              <w:t>3.7</w:t>
+            </w:r>
+          </w:p>
+        </w:tc>
+        <w:tc>
+          <w:tcPr>
+            <w:tcW w:type="dxa" w:w="1247"/>
+          </w:tcPr>
+          <w:p>
+            <w:pPr>
+              <w:spacing w:after="20"/>
+            </w:pPr>
+            <w:r/>
+            <w:r>
+              <w:rPr>
+                <w:sz w:val="16"/>
+              </w:rPr>
+              <w:t>1.2</w:t>
+            </w:r>
+          </w:p>
+        </w:tc>
+        <w:tc>
+          <w:tcPr>
+            <w:tcW w:type="dxa" w:w="2041"/>
+          </w:tcPr>
+          <w:p>
+            <w:pPr>
+              <w:spacing w:after="20"/>
+            </w:pPr>
+            <w:r/>
+            <w:r>
+              <w:rPr>
+                <w:sz w:val="16"/>
+              </w:rPr>
+              <w:t>+17.3 [9.3, 26.5]</w:t>
+            </w:r>
+          </w:p>
+        </w:tc>
+      </w:tr>
+    </w:tbl>
+    <w:p>
+      <w:pPr>
+        <w:spacing w:after="40"/>
+      </w:pPr>
+    </w:p>
+    <w:p>
+      <w:pPr>
+        <w:jc w:val="both"/>
+      </w:pPr>
+      <w:r>
+        <w:rPr>
+          <w:b/>
+          <w:sz w:val="19"/>
+        </w:rPr>
+        <w:t>Reading Table 10c.</w:t>
+      </w:r>
+      <w:r>
+        <w:rPr>
+          <w:sz w:val="19"/>
+        </w:rPr>
+        <w:t xml:space="preserve"> The whole-volume card names the hidden identity early in 18.5% of events by the judge rule and 24.6% by the strict text rule, on names no model has seen, so the leak comes from the build and not from memory; the pre-registered input-channel test is supported on the strict rule and supported on the judge rule. The versioned card leaks in 1.2% (renamed) and 3.7% (original names), and it costs one extra card build per reader position with cards of similar length. The memory-only leak (prefix card, original minus renamed names) is +2.5 points for these 7-8B models.</w:t>
       </w:r>
     </w:p>
     <w:p>

--- a/Project_Document.docx
+++ b/Project_Document.docx
@@ -10070,6 +10070,630 @@
           </w:p>
         </w:tc>
       </w:tr>
+      <w:tr>
+        <w:tc>
+          <w:tcPr>
+            <w:tcW w:type="dxa" w:w="2835"/>
+          </w:tcPr>
+          <w:p>
+            <w:pPr>
+              <w:spacing w:after="20"/>
+            </w:pPr>
+            <w:r/>
+            <w:r>
+              <w:rPr>
+                <w:sz w:val="16"/>
+              </w:rPr>
+              <w:t>Mistral-Small-24B (text rule, 19 events)</w:t>
+            </w:r>
+          </w:p>
+        </w:tc>
+        <w:tc>
+          <w:tcPr>
+            <w:tcW w:type="dxa" w:w="1077"/>
+          </w:tcPr>
+          <w:p>
+            <w:pPr>
+              <w:spacing w:after="20"/>
+            </w:pPr>
+            <w:r/>
+            <w:r>
+              <w:rPr>
+                <w:sz w:val="16"/>
+              </w:rPr>
+              <w:t>26.3</w:t>
+            </w:r>
+          </w:p>
+        </w:tc>
+        <w:tc>
+          <w:tcPr>
+            <w:tcW w:type="dxa" w:w="1247"/>
+          </w:tcPr>
+          <w:p>
+            <w:pPr>
+              <w:spacing w:after="20"/>
+            </w:pPr>
+            <w:r/>
+            <w:r>
+              <w:rPr>
+                <w:sz w:val="16"/>
+              </w:rPr>
+              <w:t>26.3</w:t>
+            </w:r>
+          </w:p>
+        </w:tc>
+        <w:tc>
+          <w:tcPr>
+            <w:tcW w:type="dxa" w:w="1077"/>
+          </w:tcPr>
+          <w:p>
+            <w:pPr>
+              <w:spacing w:after="20"/>
+            </w:pPr>
+            <w:r/>
+            <w:r>
+              <w:rPr>
+                <w:sz w:val="16"/>
+              </w:rPr>
+              <w:t>0.0</w:t>
+            </w:r>
+          </w:p>
+        </w:tc>
+        <w:tc>
+          <w:tcPr>
+            <w:tcW w:type="dxa" w:w="1247"/>
+          </w:tcPr>
+          <w:p>
+            <w:pPr>
+              <w:spacing w:after="20"/>
+            </w:pPr>
+            <w:r/>
+            <w:r>
+              <w:rPr>
+                <w:sz w:val="16"/>
+              </w:rPr>
+              <w:t>0.0</w:t>
+            </w:r>
+          </w:p>
+        </w:tc>
+        <w:tc>
+          <w:tcPr>
+            <w:tcW w:type="dxa" w:w="2041"/>
+          </w:tcPr>
+          <w:p>
+            <w:pPr>
+              <w:spacing w:after="20"/>
+            </w:pPr>
+            <w:r/>
+            <w:r>
+              <w:rPr>
+                <w:sz w:val="16"/>
+              </w:rPr>
+              <w:t>+26.3 [5.3, 47.4]</w:t>
+            </w:r>
+          </w:p>
+        </w:tc>
+      </w:tr>
+      <w:tr>
+        <w:tc>
+          <w:tcPr>
+            <w:tcW w:type="dxa" w:w="2835"/>
+          </w:tcPr>
+          <w:p>
+            <w:pPr>
+              <w:spacing w:after="20"/>
+            </w:pPr>
+            <w:r/>
+            <w:r>
+              <w:rPr>
+                <w:sz w:val="16"/>
+              </w:rPr>
+              <w:t>Qwen2.5-32B (text rule, 19 events)</w:t>
+            </w:r>
+          </w:p>
+        </w:tc>
+        <w:tc>
+          <w:tcPr>
+            <w:tcW w:type="dxa" w:w="1077"/>
+          </w:tcPr>
+          <w:p>
+            <w:pPr>
+              <w:spacing w:after="20"/>
+            </w:pPr>
+            <w:r/>
+            <w:r>
+              <w:rPr>
+                <w:sz w:val="16"/>
+              </w:rPr>
+              <w:t>15.8</w:t>
+            </w:r>
+          </w:p>
+        </w:tc>
+        <w:tc>
+          <w:tcPr>
+            <w:tcW w:type="dxa" w:w="1247"/>
+          </w:tcPr>
+          <w:p>
+            <w:pPr>
+              <w:spacing w:after="20"/>
+            </w:pPr>
+            <w:r/>
+            <w:r>
+              <w:rPr>
+                <w:sz w:val="16"/>
+              </w:rPr>
+              <w:t>15.8</w:t>
+            </w:r>
+          </w:p>
+        </w:tc>
+        <w:tc>
+          <w:tcPr>
+            <w:tcW w:type="dxa" w:w="1077"/>
+          </w:tcPr>
+          <w:p>
+            <w:pPr>
+              <w:spacing w:after="20"/>
+            </w:pPr>
+            <w:r/>
+            <w:r>
+              <w:rPr>
+                <w:sz w:val="16"/>
+              </w:rPr>
+              <w:t>0.0</w:t>
+            </w:r>
+          </w:p>
+        </w:tc>
+        <w:tc>
+          <w:tcPr>
+            <w:tcW w:type="dxa" w:w="1247"/>
+          </w:tcPr>
+          <w:p>
+            <w:pPr>
+              <w:spacing w:after="20"/>
+            </w:pPr>
+            <w:r/>
+            <w:r>
+              <w:rPr>
+                <w:sz w:val="16"/>
+              </w:rPr>
+              <w:t>0.0</w:t>
+            </w:r>
+          </w:p>
+        </w:tc>
+        <w:tc>
+          <w:tcPr>
+            <w:tcW w:type="dxa" w:w="2041"/>
+          </w:tcPr>
+          <w:p>
+            <w:pPr>
+              <w:spacing w:after="20"/>
+            </w:pPr>
+            <w:r/>
+            <w:r>
+              <w:rPr>
+                <w:sz w:val="16"/>
+              </w:rPr>
+              <w:t>+15.8 [0.0, 31.6]</w:t>
+            </w:r>
+          </w:p>
+        </w:tc>
+      </w:tr>
+      <w:tr>
+        <w:tc>
+          <w:tcPr>
+            <w:tcW w:type="dxa" w:w="2835"/>
+          </w:tcPr>
+          <w:p>
+            <w:pPr>
+              <w:spacing w:after="20"/>
+            </w:pPr>
+            <w:r/>
+            <w:r>
+              <w:rPr>
+                <w:sz w:val="16"/>
+              </w:rPr>
+              <w:t>Pooled 24-32B (text rule)</w:t>
+            </w:r>
+          </w:p>
+        </w:tc>
+        <w:tc>
+          <w:tcPr>
+            <w:tcW w:type="dxa" w:w="1077"/>
+          </w:tcPr>
+          <w:p>
+            <w:pPr>
+              <w:spacing w:after="20"/>
+            </w:pPr>
+            <w:r/>
+            <w:r>
+              <w:rPr>
+                <w:sz w:val="16"/>
+              </w:rPr>
+              <w:t>21.1</w:t>
+            </w:r>
+          </w:p>
+        </w:tc>
+        <w:tc>
+          <w:tcPr>
+            <w:tcW w:type="dxa" w:w="1247"/>
+          </w:tcPr>
+          <w:p>
+            <w:pPr>
+              <w:spacing w:after="20"/>
+            </w:pPr>
+            <w:r/>
+            <w:r>
+              <w:rPr>
+                <w:sz w:val="16"/>
+              </w:rPr>
+              <w:t>21.1</w:t>
+            </w:r>
+          </w:p>
+        </w:tc>
+        <w:tc>
+          <w:tcPr>
+            <w:tcW w:type="dxa" w:w="1077"/>
+          </w:tcPr>
+          <w:p>
+            <w:pPr>
+              <w:spacing w:after="20"/>
+            </w:pPr>
+            <w:r/>
+            <w:r>
+              <w:rPr>
+                <w:sz w:val="16"/>
+              </w:rPr>
+              <w:t>0.0</w:t>
+            </w:r>
+          </w:p>
+        </w:tc>
+        <w:tc>
+          <w:tcPr>
+            <w:tcW w:type="dxa" w:w="1247"/>
+          </w:tcPr>
+          <w:p>
+            <w:pPr>
+              <w:spacing w:after="20"/>
+            </w:pPr>
+            <w:r/>
+            <w:r>
+              <w:rPr>
+                <w:sz w:val="16"/>
+              </w:rPr>
+              <w:t>0.0</w:t>
+            </w:r>
+          </w:p>
+        </w:tc>
+        <w:tc>
+          <w:tcPr>
+            <w:tcW w:type="dxa" w:w="2041"/>
+          </w:tcPr>
+          <w:p>
+            <w:pPr>
+              <w:spacing w:after="20"/>
+            </w:pPr>
+            <w:r/>
+            <w:r>
+              <w:rPr>
+                <w:sz w:val="16"/>
+              </w:rPr>
+              <w:t>+21.1 [5.3, 39.5]</w:t>
+            </w:r>
+          </w:p>
+        </w:tc>
+      </w:tr>
+      <w:tr>
+        <w:tc>
+          <w:tcPr>
+            <w:tcW w:type="dxa" w:w="2835"/>
+          </w:tcPr>
+          <w:p>
+            <w:pPr>
+              <w:spacing w:after="20"/>
+            </w:pPr>
+            <w:r/>
+            <w:r>
+              <w:rPr>
+                <w:sz w:val="16"/>
+              </w:rPr>
+              <w:t>Mistral-Small-24B (judge rule, 54 events)</w:t>
+            </w:r>
+          </w:p>
+        </w:tc>
+        <w:tc>
+          <w:tcPr>
+            <w:tcW w:type="dxa" w:w="1077"/>
+          </w:tcPr>
+          <w:p>
+            <w:pPr>
+              <w:spacing w:after="20"/>
+            </w:pPr>
+            <w:r/>
+            <w:r>
+              <w:rPr>
+                <w:sz w:val="16"/>
+              </w:rPr>
+              <w:t>27.8</w:t>
+            </w:r>
+          </w:p>
+        </w:tc>
+        <w:tc>
+          <w:tcPr>
+            <w:tcW w:type="dxa" w:w="1247"/>
+          </w:tcPr>
+          <w:p>
+            <w:pPr>
+              <w:spacing w:after="20"/>
+            </w:pPr>
+            <w:r/>
+            <w:r>
+              <w:rPr>
+                <w:sz w:val="16"/>
+              </w:rPr>
+              <w:t>31.5</w:t>
+            </w:r>
+          </w:p>
+        </w:tc>
+        <w:tc>
+          <w:tcPr>
+            <w:tcW w:type="dxa" w:w="1077"/>
+          </w:tcPr>
+          <w:p>
+            <w:pPr>
+              <w:spacing w:after="20"/>
+            </w:pPr>
+            <w:r/>
+            <w:r>
+              <w:rPr>
+                <w:sz w:val="16"/>
+              </w:rPr>
+              <w:t>1.9</w:t>
+            </w:r>
+          </w:p>
+        </w:tc>
+        <w:tc>
+          <w:tcPr>
+            <w:tcW w:type="dxa" w:w="1247"/>
+          </w:tcPr>
+          <w:p>
+            <w:pPr>
+              <w:spacing w:after="20"/>
+            </w:pPr>
+            <w:r/>
+            <w:r>
+              <w:rPr>
+                <w:sz w:val="16"/>
+              </w:rPr>
+              <w:t>3.7</w:t>
+            </w:r>
+          </w:p>
+        </w:tc>
+        <w:tc>
+          <w:tcPr>
+            <w:tcW w:type="dxa" w:w="2041"/>
+          </w:tcPr>
+          <w:p>
+            <w:pPr>
+              <w:spacing w:after="20"/>
+            </w:pPr>
+            <w:r/>
+            <w:r>
+              <w:rPr>
+                <w:sz w:val="16"/>
+              </w:rPr>
+              <w:t>+27.8 [16.7, 40.7]</w:t>
+            </w:r>
+          </w:p>
+        </w:tc>
+      </w:tr>
+      <w:tr>
+        <w:tc>
+          <w:tcPr>
+            <w:tcW w:type="dxa" w:w="2835"/>
+          </w:tcPr>
+          <w:p>
+            <w:pPr>
+              <w:spacing w:after="20"/>
+            </w:pPr>
+            <w:r/>
+            <w:r>
+              <w:rPr>
+                <w:sz w:val="16"/>
+              </w:rPr>
+              <w:t>Qwen2.5-32B (judge rule, 54 events)</w:t>
+            </w:r>
+          </w:p>
+        </w:tc>
+        <w:tc>
+          <w:tcPr>
+            <w:tcW w:type="dxa" w:w="1077"/>
+          </w:tcPr>
+          <w:p>
+            <w:pPr>
+              <w:spacing w:after="20"/>
+            </w:pPr>
+            <w:r/>
+            <w:r>
+              <w:rPr>
+                <w:sz w:val="16"/>
+              </w:rPr>
+              <w:t>14.8</w:t>
+            </w:r>
+          </w:p>
+        </w:tc>
+        <w:tc>
+          <w:tcPr>
+            <w:tcW w:type="dxa" w:w="1247"/>
+          </w:tcPr>
+          <w:p>
+            <w:pPr>
+              <w:spacing w:after="20"/>
+            </w:pPr>
+            <w:r/>
+            <w:r>
+              <w:rPr>
+                <w:sz w:val="16"/>
+              </w:rPr>
+              <w:t>14.8</w:t>
+            </w:r>
+          </w:p>
+        </w:tc>
+        <w:tc>
+          <w:tcPr>
+            <w:tcW w:type="dxa" w:w="1077"/>
+          </w:tcPr>
+          <w:p>
+            <w:pPr>
+              <w:spacing w:after="20"/>
+            </w:pPr>
+            <w:r/>
+            <w:r>
+              <w:rPr>
+                <w:sz w:val="16"/>
+              </w:rPr>
+              <w:t>1.9</w:t>
+            </w:r>
+          </w:p>
+        </w:tc>
+        <w:tc>
+          <w:tcPr>
+            <w:tcW w:type="dxa" w:w="1247"/>
+          </w:tcPr>
+          <w:p>
+            <w:pPr>
+              <w:spacing w:after="20"/>
+            </w:pPr>
+            <w:r/>
+            <w:r>
+              <w:rPr>
+                <w:sz w:val="16"/>
+              </w:rPr>
+              <w:t>0.0</w:t>
+            </w:r>
+          </w:p>
+        </w:tc>
+        <w:tc>
+          <w:tcPr>
+            <w:tcW w:type="dxa" w:w="2041"/>
+          </w:tcPr>
+          <w:p>
+            <w:pPr>
+              <w:spacing w:after="20"/>
+            </w:pPr>
+            <w:r/>
+            <w:r>
+              <w:rPr>
+                <w:sz w:val="16"/>
+              </w:rPr>
+              <w:t>+14.8 [5.6, 24.1]</w:t>
+            </w:r>
+          </w:p>
+        </w:tc>
+      </w:tr>
+      <w:tr>
+        <w:tc>
+          <w:tcPr>
+            <w:tcW w:type="dxa" w:w="2835"/>
+          </w:tcPr>
+          <w:p>
+            <w:pPr>
+              <w:spacing w:after="20"/>
+            </w:pPr>
+            <w:r/>
+            <w:r>
+              <w:rPr>
+                <w:sz w:val="16"/>
+              </w:rPr>
+              <w:t>Pooled 24-32B (judge rule)</w:t>
+            </w:r>
+          </w:p>
+        </w:tc>
+        <w:tc>
+          <w:tcPr>
+            <w:tcW w:type="dxa" w:w="1077"/>
+          </w:tcPr>
+          <w:p>
+            <w:pPr>
+              <w:spacing w:after="20"/>
+            </w:pPr>
+            <w:r/>
+            <w:r>
+              <w:rPr>
+                <w:sz w:val="16"/>
+              </w:rPr>
+              <w:t>21.3</w:t>
+            </w:r>
+          </w:p>
+        </w:tc>
+        <w:tc>
+          <w:tcPr>
+            <w:tcW w:type="dxa" w:w="1247"/>
+          </w:tcPr>
+          <w:p>
+            <w:pPr>
+              <w:spacing w:after="20"/>
+            </w:pPr>
+            <w:r/>
+            <w:r>
+              <w:rPr>
+                <w:sz w:val="16"/>
+              </w:rPr>
+              <w:t>23.1</w:t>
+            </w:r>
+          </w:p>
+        </w:tc>
+        <w:tc>
+          <w:tcPr>
+            <w:tcW w:type="dxa" w:w="1077"/>
+          </w:tcPr>
+          <w:p>
+            <w:pPr>
+              <w:spacing w:after="20"/>
+            </w:pPr>
+            <w:r/>
+            <w:r>
+              <w:rPr>
+                <w:sz w:val="16"/>
+              </w:rPr>
+              <w:t>1.9</w:t>
+            </w:r>
+          </w:p>
+        </w:tc>
+        <w:tc>
+          <w:tcPr>
+            <w:tcW w:type="dxa" w:w="1247"/>
+          </w:tcPr>
+          <w:p>
+            <w:pPr>
+              <w:spacing w:after="20"/>
+            </w:pPr>
+            <w:r/>
+            <w:r>
+              <w:rPr>
+                <w:sz w:val="16"/>
+              </w:rPr>
+              <w:t>1.9</w:t>
+            </w:r>
+          </w:p>
+        </w:tc>
+        <w:tc>
+          <w:tcPr>
+            <w:tcW w:type="dxa" w:w="2041"/>
+          </w:tcPr>
+          <w:p>
+            <w:pPr>
+              <w:spacing w:after="20"/>
+            </w:pPr>
+            <w:r/>
+            <w:r>
+              <w:rPr>
+                <w:sz w:val="16"/>
+              </w:rPr>
+              <w:t>+21.3 [13.0, 30.6]</w:t>
+            </w:r>
+          </w:p>
+        </w:tc>
+      </w:tr>
     </w:tbl>
     <w:p>
       <w:pPr>
@@ -10091,7 +10715,7 @@
         <w:rPr>
           <w:sz w:val="19"/>
         </w:rPr>
-        <w:t xml:space="preserve"> The whole-volume card names the hidden identity early in 18.5% of events by the judge rule and 24.6% by the strict text rule, on names no model has seen, so the leak comes from the build and not from memory; the pre-registered input-channel test is supported on the strict rule and supported on the judge rule. The versioned card leaks in 1.2% (renamed) and 3.7% (original names), and it costs one extra card build per reader position with cards of similar length. The memory-only leak (prefix card, original minus renamed names) is +2.5 points for these 7-8B models.</w:t>
+        <w:t xml:space="preserve"> The whole-volume card names the hidden identity early in 18.5% of events by the judge rule and 24.6% by the strict text rule, on names no model has seen, so the leak comes from the build and not from memory; the pre-registered input-channel test is supported on the strict rule and supported on the judge rule. The versioned card leaks in 1.2% (renamed) and 3.7% (original names), and it costs one extra card build per reader position with cards of similar length. The memory-only leak (prefix card, original minus renamed names) is +2.5 points for these 7-8B models. Pseudonymising the passages and mapping names back changed the prefix card's leak from 3.7% to 3.1%. On the larger 24-32B models the whole-volume card leaked in 23.1% of events on cipher names against 1.9% for the versioned card, with a memory-only leak of +0.0 points.</w:t>
       </w:r>
     </w:p>
     <w:p>

--- a/Project_Document.docx
+++ b/Project_Document.docx
@@ -2,6 +2,45 @@
 <file path=word/document.xml><?xml version="1.0" encoding="utf-8"?>
 <w:document xmlns:wpc="http://schemas.microsoft.com/office/word/2010/wordprocessingCanvas" xmlns:mo="http://schemas.microsoft.com/office/mac/office/2008/main" xmlns:mc="http://schemas.openxmlformats.org/markup-compatibility/2006" xmlns:mv="urn:schemas-microsoft-com:mac:vml" xmlns:o="urn:schemas-microsoft-com:office:office" xmlns:r="http://schemas.openxmlformats.org/officeDocument/2006/relationships" xmlns:m="http://schemas.openxmlformats.org/officeDocument/2006/math" xmlns:v="urn:schemas-microsoft-com:vml" xmlns:wp14="http://schemas.microsoft.com/office/word/2010/wordprocessingDrawing" xmlns:wp="http://schemas.openxmlformats.org/drawingml/2006/wordprocessingDrawing" xmlns:w10="urn:schemas-microsoft-com:office:word" xmlns:w="http://schemas.openxmlformats.org/wordprocessingml/2006/main" xmlns:w14="http://schemas.microsoft.com/office/word/2010/wordml" xmlns:wpg="http://schemas.microsoft.com/office/word/2010/wordprocessingGroup" xmlns:wpi="http://schemas.microsoft.com/office/word/2010/wordprocessingInk" xmlns:wne="http://schemas.microsoft.com/office/word/2006/wordml" xmlns:wps="http://schemas.microsoft.com/office/word/2010/wordprocessingShape" mc:Ignorable="w14 wp14">
   <w:body>
+    <w:p>
+      <w:pPr>
+        <w:jc w:val="center"/>
+      </w:pPr>
+      <w:r>
+        <w:drawing>
+          <wp:inline xmlns:a="http://schemas.openxmlformats.org/drawingml/2006/main" xmlns:pic="http://schemas.openxmlformats.org/drawingml/2006/picture">
+            <wp:extent cx="2700000" cy="726750"/>
+            <wp:docPr id="1" name="Picture 1"/>
+            <wp:cNvGraphicFramePr>
+              <a:graphicFrameLocks noChangeAspect="1"/>
+            </wp:cNvGraphicFramePr>
+            <a:graphic>
+              <a:graphicData uri="http://schemas.openxmlformats.org/drawingml/2006/picture">
+                <pic:pic>
+                  <pic:nvPicPr>
+                    <pic:cNvPr id="0" name="vit_logo.png"/>
+                    <pic:cNvPicPr/>
+                  </pic:nvPicPr>
+                  <pic:blipFill>
+                    <a:blip r:embed="rId11"/>
+                    <a:stretch>
+                      <a:fillRect/>
+                    </a:stretch>
+                  </pic:blipFill>
+                  <pic:spPr>
+                    <a:xfrm>
+                      <a:off x="0" y="0"/>
+                      <a:ext cx="2700000" cy="726750"/>
+                    </a:xfrm>
+                    <a:prstGeom prst="rect"/>
+                  </pic:spPr>
+                </pic:pic>
+              </a:graphicData>
+            </a:graphic>
+          </wp:inline>
+        </w:drawing>
+      </w:r>
+    </w:p>
     <w:p/>
     <w:p/>
     <w:p>
@@ -83,7 +122,7 @@
           <w:b/>
           <w:sz w:val="34"/>
         </w:rPr>
-        <w:t>Do Language Models Peek Ahead? Measuring Name-Keyed Memory Leakage When LLMs Read Serialised Fiction, on a Reader-Scoped Narrative Knowledge Graph (EchoTales)</w:t>
+        <w:t>Do Reading Assistants Peek Ahead? Reader-Faithfulness: Detecting and Fixing Look-Ahead Leaks from the Pipeline and from Model Memory (EchoTales)</w:t>
       </w:r>
     </w:p>
     <w:p/>
@@ -5815,7 +5854,7 @@
         <w:drawing>
           <wp:inline xmlns:a="http://schemas.openxmlformats.org/drawingml/2006/main" xmlns:pic="http://schemas.openxmlformats.org/drawingml/2006/picture">
             <wp:extent cx="5903999" cy="3398168"/>
-            <wp:docPr id="1" name="Picture 1"/>
+            <wp:docPr id="2" name="Picture 2"/>
             <wp:cNvGraphicFramePr>
               <a:graphicFrameLocks noChangeAspect="1"/>
             </wp:cNvGraphicFramePr>
@@ -5827,7 +5866,7 @@
                     <pic:cNvPicPr/>
                   </pic:nvPicPr>
                   <pic:blipFill>
-                    <a:blip r:embed="rId11"/>
+                    <a:blip r:embed="rId12"/>
                     <a:stretch>
                       <a:fillRect/>
                     </a:stretch>
@@ -5889,7 +5928,7 @@
         <w:drawing>
           <wp:inline xmlns:a="http://schemas.openxmlformats.org/drawingml/2006/main" xmlns:pic="http://schemas.openxmlformats.org/drawingml/2006/picture">
             <wp:extent cx="5220000" cy="2203694"/>
-            <wp:docPr id="2" name="Picture 2"/>
+            <wp:docPr id="3" name="Picture 3"/>
             <wp:cNvGraphicFramePr>
               <a:graphicFrameLocks noChangeAspect="1"/>
             </wp:cNvGraphicFramePr>
@@ -5901,7 +5940,7 @@
                     <pic:cNvPicPr/>
                   </pic:nvPicPr>
                   <pic:blipFill>
-                    <a:blip r:embed="rId12"/>
+                    <a:blip r:embed="rId13"/>
                     <a:stretch>
                       <a:fillRect/>
                     </a:stretch>
@@ -5986,7 +6025,7 @@
         <w:drawing>
           <wp:inline xmlns:a="http://schemas.openxmlformats.org/drawingml/2006/main" xmlns:pic="http://schemas.openxmlformats.org/drawingml/2006/picture">
             <wp:extent cx="5580000" cy="3114419"/>
-            <wp:docPr id="3" name="Picture 3"/>
+            <wp:docPr id="4" name="Picture 4"/>
             <wp:cNvGraphicFramePr>
               <a:graphicFrameLocks noChangeAspect="1"/>
             </wp:cNvGraphicFramePr>
@@ -5998,7 +6037,7 @@
                     <pic:cNvPicPr/>
                   </pic:nvPicPr>
                   <pic:blipFill>
-                    <a:blip r:embed="rId13"/>
+                    <a:blip r:embed="rId14"/>
                     <a:stretch>
                       <a:fillRect/>
                     </a:stretch>
@@ -6595,7 +6634,7 @@
         <w:drawing>
           <wp:inline xmlns:a="http://schemas.openxmlformats.org/drawingml/2006/main" xmlns:pic="http://schemas.openxmlformats.org/drawingml/2006/picture">
             <wp:extent cx="4140000" cy="2661429"/>
-            <wp:docPr id="4" name="Picture 4"/>
+            <wp:docPr id="5" name="Picture 5"/>
             <wp:cNvGraphicFramePr>
               <a:graphicFrameLocks noChangeAspect="1"/>
             </wp:cNvGraphicFramePr>
@@ -6607,7 +6646,7 @@
                     <pic:cNvPicPr/>
                   </pic:nvPicPr>
                   <pic:blipFill>
-                    <a:blip r:embed="rId14"/>
+                    <a:blip r:embed="rId15"/>
                     <a:stretch>
                       <a:fillRect/>
                     </a:stretch>
@@ -6655,7 +6694,7 @@
         <w:drawing>
           <wp:inline xmlns:a="http://schemas.openxmlformats.org/drawingml/2006/main" xmlns:pic="http://schemas.openxmlformats.org/drawingml/2006/picture">
             <wp:extent cx="5760000" cy="2592000"/>
-            <wp:docPr id="5" name="Picture 5"/>
+            <wp:docPr id="6" name="Picture 6"/>
             <wp:cNvGraphicFramePr>
               <a:graphicFrameLocks noChangeAspect="1"/>
             </wp:cNvGraphicFramePr>
@@ -6667,7 +6706,7 @@
                     <pic:cNvPicPr/>
                   </pic:nvPicPr>
                   <pic:blipFill>
-                    <a:blip r:embed="rId15"/>
+                    <a:blip r:embed="rId16"/>
                     <a:stretch>
                       <a:fillRect/>
                     </a:stretch>
@@ -7255,7 +7294,7 @@
         <w:drawing>
           <wp:inline xmlns:a="http://schemas.openxmlformats.org/drawingml/2006/main" xmlns:pic="http://schemas.openxmlformats.org/drawingml/2006/picture">
             <wp:extent cx="4608000" cy="2736000"/>
-            <wp:docPr id="6" name="Picture 6"/>
+            <wp:docPr id="7" name="Picture 7"/>
             <wp:cNvGraphicFramePr>
               <a:graphicFrameLocks noChangeAspect="1"/>
             </wp:cNvGraphicFramePr>
@@ -7267,7 +7306,7 @@
                     <pic:cNvPicPr/>
                   </pic:nvPicPr>
                   <pic:blipFill>
-                    <a:blip r:embed="rId16"/>
+                    <a:blip r:embed="rId17"/>
                     <a:stretch>
                       <a:fillRect/>
                     </a:stretch>
@@ -11698,7 +11737,7 @@
         <w:drawing>
           <wp:inline xmlns:a="http://schemas.openxmlformats.org/drawingml/2006/main" xmlns:pic="http://schemas.openxmlformats.org/drawingml/2006/picture">
             <wp:extent cx="5400000" cy="3375000"/>
-            <wp:docPr id="7" name="Picture 7"/>
+            <wp:docPr id="8" name="Picture 8"/>
             <wp:cNvGraphicFramePr>
               <a:graphicFrameLocks noChangeAspect="1"/>
             </wp:cNvGraphicFramePr>
@@ -11710,7 +11749,7 @@
                     <pic:cNvPicPr/>
                   </pic:nvPicPr>
                   <pic:blipFill>
-                    <a:blip r:embed="rId17"/>
+                    <a:blip r:embed="rId18"/>
                     <a:stretch>
                       <a:fillRect/>
                     </a:stretch>
@@ -11758,7 +11797,7 @@
         <w:drawing>
           <wp:inline xmlns:a="http://schemas.openxmlformats.org/drawingml/2006/main" xmlns:pic="http://schemas.openxmlformats.org/drawingml/2006/picture">
             <wp:extent cx="5400000" cy="3598567"/>
-            <wp:docPr id="8" name="Picture 8"/>
+            <wp:docPr id="9" name="Picture 9"/>
             <wp:cNvGraphicFramePr>
               <a:graphicFrameLocks noChangeAspect="1"/>
             </wp:cNvGraphicFramePr>
@@ -11770,7 +11809,7 @@
                     <pic:cNvPicPr/>
                   </pic:nvPicPr>
                   <pic:blipFill>
-                    <a:blip r:embed="rId18"/>
+                    <a:blip r:embed="rId19"/>
                     <a:stretch>
                       <a:fillRect/>
                     </a:stretch>
@@ -11818,7 +11857,7 @@
         <w:drawing>
           <wp:inline xmlns:a="http://schemas.openxmlformats.org/drawingml/2006/main" xmlns:pic="http://schemas.openxmlformats.org/drawingml/2006/picture">
             <wp:extent cx="5400000" cy="4871179"/>
-            <wp:docPr id="9" name="Picture 9"/>
+            <wp:docPr id="10" name="Picture 10"/>
             <wp:cNvGraphicFramePr>
               <a:graphicFrameLocks noChangeAspect="1"/>
             </wp:cNvGraphicFramePr>
@@ -11830,7 +11869,7 @@
                     <pic:cNvPicPr/>
                   </pic:nvPicPr>
                   <pic:blipFill>
-                    <a:blip r:embed="rId19"/>
+                    <a:blip r:embed="rId20"/>
                     <a:stretch>
                       <a:fillRect/>
                     </a:stretch>
@@ -11878,7 +11917,7 @@
         <w:drawing>
           <wp:inline xmlns:a="http://schemas.openxmlformats.org/drawingml/2006/main" xmlns:pic="http://schemas.openxmlformats.org/drawingml/2006/picture">
             <wp:extent cx="5400000" cy="3577070"/>
-            <wp:docPr id="10" name="Picture 10"/>
+            <wp:docPr id="11" name="Picture 11"/>
             <wp:cNvGraphicFramePr>
               <a:graphicFrameLocks noChangeAspect="1"/>
             </wp:cNvGraphicFramePr>
@@ -11890,7 +11929,7 @@
                     <pic:cNvPicPr/>
                   </pic:nvPicPr>
                   <pic:blipFill>
-                    <a:blip r:embed="rId20"/>
+                    <a:blip r:embed="rId21"/>
                     <a:stretch>
                       <a:fillRect/>
                     </a:stretch>

--- a/Project_Document.docx
+++ b/Project_Document.docx
@@ -10754,7 +10754,7 @@
         <w:rPr>
           <w:sz w:val="19"/>
         </w:rPr>
-        <w:t xml:space="preserve"> The whole-volume card names the hidden identity early in 18.5% of events by the judge rule and 24.6% by the strict text rule, on names no model has seen, so the leak comes from the build and not from memory; the pre-registered input-channel test is supported on the strict rule and supported on the judge rule. The versioned card leaks in 1.2% (renamed) and 3.7% (original names), and it costs one extra card build per reader position with cards of similar length. The memory-only leak (prefix card, original minus renamed names) is +2.5 points for these 7-8B models. Pseudonymising the passages and mapping names back changed the prefix card's leak from 3.7% to 3.1%. On the larger 24-32B models the whole-volume card leaked in 23.1% of events on cipher names against 1.9% for the versioned card, with a memory-only leak of +0.0 points.</w:t>
+        <w:t xml:space="preserve"> The whole-volume card names the hidden identity early in 18.5% of events by the judge rule and 24.6% by the strict text rule, on names no model has seen, so the leak comes from the build and not from memory; the pre-registered input-channel test is supported on the strict rule and supported on the judge rule. The versioned card leaks in 1.2% (renamed) and 3.7% (original names), and it costs one extra card build per reader position with cards of similar length. The memory-only leak (prefix card, original minus renamed names) is +2.5 points for these 7-8B models. Pseudonymising the passages and mapping names back changed the prefix card's leak from 3.7% to 3.1%. On the larger 24-32B models the whole-volume card leaked in 23.1% of events on cipher names against 1.9% for the versioned card, with a memory-only leak of +0.0 points. Robustness (pre-registered after an external review): with an explicit 'avoid spoilers' instruction the whole-book card still leaked in 14.8% of events against 0.0% for the versioned card, so prompting does not replace versioning; with a second, independent cipher the input leak was +5.6 points [-5.6, 18.5].</w:t>
       </w:r>
     </w:p>
     <w:p>

--- a/Project_Document.docx
+++ b/Project_Document.docx
@@ -10741,6 +10741,84 @@
     </w:p>
     <w:p>
       <w:pPr>
+        <w:jc w:val="center"/>
+      </w:pPr>
+      <w:r>
+        <w:drawing>
+          <wp:inline xmlns:a="http://schemas.openxmlformats.org/drawingml/2006/main" xmlns:pic="http://schemas.openxmlformats.org/drawingml/2006/picture">
+            <wp:extent cx="5760000" cy="2022128"/>
+            <wp:docPr id="8" name="Picture 8"/>
+            <wp:cNvGraphicFramePr>
+              <a:graphicFrameLocks noChangeAspect="1"/>
+            </wp:cNvGraphicFramePr>
+            <a:graphic>
+              <a:graphicData uri="http://schemas.openxmlformats.org/drawingml/2006/picture">
+                <pic:pic>
+                  <pic:nvPicPr>
+                    <pic:cNvPr id="0" name="fig_rf.png"/>
+                    <pic:cNvPicPr/>
+                  </pic:nvPicPr>
+                  <pic:blipFill>
+                    <a:blip r:embed="rId18"/>
+                    <a:stretch>
+                      <a:fillRect/>
+                    </a:stretch>
+                  </pic:blipFill>
+                  <pic:spPr>
+                    <a:xfrm>
+                      <a:off x="0" y="0"/>
+                      <a:ext cx="5760000" cy="2022128"/>
+                    </a:xfrm>
+                    <a:prstGeom prst="rect"/>
+                  </pic:spPr>
+                </pic:pic>
+              </a:graphicData>
+            </a:graphic>
+          </wp:inline>
+        </w:drawing>
+      </w:r>
+    </w:p>
+    <w:p>
+      <w:pPr>
+        <w:spacing w:after="160"/>
+        <w:jc w:val="center"/>
+      </w:pPr>
+      <w:r>
+        <w:rPr>
+          <w:b/>
+          <w:i/>
+          <w:sz w:val="17"/>
+        </w:rPr>
+        <w:t>Figure 11.</w:t>
+      </w:r>
+      <w:r>
+        <w:rPr>
+          <w:i/>
+          <w:sz w:val="17"/>
+        </w:rPr>
+        <w:t xml:space="preserve"> Leak of the hidden identity before the reveal on cipher names, per model: the whole-book card (red) against the versioned card built from the reader's prefix (green); left of the dotted line 7-8B local models, right 24-32B models. The triangle is the whole-book card with an explicit 'avoid spoilers' instruction (Qwen2.5-7B).</w:t>
+      </w:r>
+    </w:p>
+    <w:p>
+      <w:pPr>
+        <w:jc w:val="both"/>
+      </w:pPr>
+      <w:r>
+        <w:rPr>
+          <w:b/>
+          <w:sz w:val="19"/>
+        </w:rPr>
+        <w:t>Checks on the measurement (post hoc, no new model calls).</w:t>
+      </w:r>
+      <w:r>
+        <w:rPr>
+          <w:sz w:val="19"/>
+        </w:rPr>
+        <w:t xml:space="preserve"> Against the text-derived rule, which involves no model, the judge finds 91.7% of the text-rule leaks and wrongly flags 0.9% of non-leaks (Cohen's kappa 0.92, 380 card labels). A leaking whole-book card is visible to the reader for a median 11.4% of the book (mean 17.8%) before the book itself reveals the identity.</w:t>
+      </w:r>
+    </w:p>
+    <w:p>
+      <w:pPr>
         <w:jc w:val="both"/>
       </w:pPr>
       <w:r>
@@ -10754,7 +10832,7 @@
         <w:rPr>
           <w:sz w:val="19"/>
         </w:rPr>
-        <w:t xml:space="preserve"> The whole-volume card names the hidden identity early in 18.5% of events by the judge rule and 24.6% by the strict text rule, on names no model has seen, so the leak comes from the build and not from memory; the pre-registered input-channel test is supported on the strict rule and supported on the judge rule. The versioned card leaks in 1.2% (renamed) and 3.7% (original names), and it costs one extra card build per reader position with cards of similar length. The memory-only leak (prefix card, original minus renamed names) is +2.5 points for these 7-8B models. Pseudonymising the passages and mapping names back changed the prefix card's leak from 3.7% to 3.1%. On the larger 24-32B models the whole-volume card leaked in 23.1% of events on cipher names against 1.9% for the versioned card, with a memory-only leak of +0.0 points. Robustness (pre-registered after an external review): with an explicit 'avoid spoilers' instruction the whole-book card still leaked in 14.8% of events against 0.0% for the versioned card, so prompting does not replace versioning; with a second, independent cipher the input leak was +5.6 points [-5.6, 18.5].</w:t>
+        <w:t xml:space="preserve"> The whole-volume card names the hidden identity early in 18.5% of events by the judge rule and 24.6% by the strict text rule, on names no model has seen, so the leak comes from the build and not from memory; the pre-registered input-channel test is supported on the strict rule and supported on the judge rule. The versioned card leaks in 1.2% (renamed) and 3.7% (original names), and it costs one extra card build per reader position with cards of similar length. The memory-only leak (prefix card, original minus renamed names) is +2.5 points for these 7-8B models. Pseudonymising the passages and mapping names back changed the prefix card's leak from 3.7% to 3.1%. On the larger 24-32B models the whole-volume card leaked in 23.1% of events on cipher names against 1.9% for the versioned card, with a memory-only leak of +0.0 points. Robustness (pre-registered after an external review): with an explicit 'avoid spoilers' instruction the whole-book card still leaked in 14.8% of events against 0.0% for the versioned card, so prompting does not replace versioning; with a second, independent cipher the input leak was +31.6 points [10.5, 52.6] by the strict text rule.</w:t>
       </w:r>
     </w:p>
     <w:p>
@@ -11737,7 +11815,7 @@
         <w:drawing>
           <wp:inline xmlns:a="http://schemas.openxmlformats.org/drawingml/2006/main" xmlns:pic="http://schemas.openxmlformats.org/drawingml/2006/picture">
             <wp:extent cx="5400000" cy="3375000"/>
-            <wp:docPr id="8" name="Picture 8"/>
+            <wp:docPr id="9" name="Picture 9"/>
             <wp:cNvGraphicFramePr>
               <a:graphicFrameLocks noChangeAspect="1"/>
             </wp:cNvGraphicFramePr>
@@ -11749,7 +11827,7 @@
                     <pic:cNvPicPr/>
                   </pic:nvPicPr>
                   <pic:blipFill>
-                    <a:blip r:embed="rId18"/>
+                    <a:blip r:embed="rId19"/>
                     <a:stretch>
                       <a:fillRect/>
                     </a:stretch>
@@ -11797,7 +11875,7 @@
         <w:drawing>
           <wp:inline xmlns:a="http://schemas.openxmlformats.org/drawingml/2006/main" xmlns:pic="http://schemas.openxmlformats.org/drawingml/2006/picture">
             <wp:extent cx="5400000" cy="3598567"/>
-            <wp:docPr id="9" name="Picture 9"/>
+            <wp:docPr id="10" name="Picture 10"/>
             <wp:cNvGraphicFramePr>
               <a:graphicFrameLocks noChangeAspect="1"/>
             </wp:cNvGraphicFramePr>
@@ -11809,7 +11887,7 @@
                     <pic:cNvPicPr/>
                   </pic:nvPicPr>
                   <pic:blipFill>
-                    <a:blip r:embed="rId19"/>
+                    <a:blip r:embed="rId20"/>
                     <a:stretch>
                       <a:fillRect/>
                     </a:stretch>
@@ -11857,7 +11935,7 @@
         <w:drawing>
           <wp:inline xmlns:a="http://schemas.openxmlformats.org/drawingml/2006/main" xmlns:pic="http://schemas.openxmlformats.org/drawingml/2006/picture">
             <wp:extent cx="5400000" cy="4871179"/>
-            <wp:docPr id="10" name="Picture 10"/>
+            <wp:docPr id="11" name="Picture 11"/>
             <wp:cNvGraphicFramePr>
               <a:graphicFrameLocks noChangeAspect="1"/>
             </wp:cNvGraphicFramePr>
@@ -11869,7 +11947,7 @@
                     <pic:cNvPicPr/>
                   </pic:nvPicPr>
                   <pic:blipFill>
-                    <a:blip r:embed="rId20"/>
+                    <a:blip r:embed="rId21"/>
                     <a:stretch>
                       <a:fillRect/>
                     </a:stretch>
@@ -11917,7 +11995,7 @@
         <w:drawing>
           <wp:inline xmlns:a="http://schemas.openxmlformats.org/drawingml/2006/main" xmlns:pic="http://schemas.openxmlformats.org/drawingml/2006/picture">
             <wp:extent cx="5400000" cy="3577070"/>
-            <wp:docPr id="11" name="Picture 11"/>
+            <wp:docPr id="12" name="Picture 12"/>
             <wp:cNvGraphicFramePr>
               <a:graphicFrameLocks noChangeAspect="1"/>
             </wp:cNvGraphicFramePr>
@@ -11929,7 +12007,7 @@
                     <pic:cNvPicPr/>
                   </pic:nvPicPr>
                   <pic:blipFill>
-                    <a:blip r:embed="rId21"/>
+                    <a:blip r:embed="rId22"/>
                     <a:stretch>
                       <a:fillRect/>
                     </a:stretch>
@@ -12538,7 +12616,7 @@
         <w:rPr>
           <w:sz w:val="17"/>
         </w:rPr>
-        <w:t>[27]  Hugging Face. Model repositories casperhansen/llama-3.3-70b-instruct-awq, Qwen/Qwen2.5-72B-Instruct-AWQ, allenai/OLMo-2-0325-32B-Instruct. huggingface.co. Accessed 16 Oct. 2026.</w:t>
+        <w:t>[27]  Hugging Face. Model repositories Qwen/Qwen2.5-32B-Instruct-AWQ, mistralai/Mistral-Small-3.2-24B-Instruct-2506, allenai/OLMo-2-0325-32B-Instruct (served with vLLM); local models qwen2.5:7b, llama3.1:8b, mistral:7b-instruct, qwen3:8b via ollama. huggingface.co, ollama.com. Accessed 16 Oct. 2026.</w:t>
       </w:r>
     </w:p>
     <w:p>

--- a/Project_Document.docx
+++ b/Project_Document.docx
@@ -12673,13 +12673,13 @@
           <w:b/>
           <w:sz w:val="19"/>
         </w:rPr>
-        <w:t>a) Presentation (PPT):</w:t>
+        <w:t>a) Link to the presentation (PPT):</w:t>
       </w:r>
       <w:r>
         <w:rPr>
           <w:sz w:val="19"/>
         </w:rPr>
-        <w:t xml:space="preserve"> EchoTales_Research_Presentation.pptx, submitted with this document.</w:t>
+        <w:t xml:space="preserve"> https://docs.google.com/presentation/d/1VUZjLmUKpjqdqs_lNCZzUkAgfXx_MQ68/edit?usp=sharing&amp;ouid=114180309837634233617&amp;rtpof=true&amp;sd=true</w:t>
       </w:r>
     </w:p>
     <w:p>

--- a/Project_Document.docx
+++ b/Project_Document.docx
@@ -10814,7 +10814,7 @@
         <w:rPr>
           <w:sz w:val="19"/>
         </w:rPr>
-        <w:t xml:space="preserve"> Against the text-derived rule, which involves no model, the judge finds 91.7% of the text-rule leaks and wrongly flags 0.9% of non-leaks (Cohen's kappa 0.92, 380 card labels). A leaking whole-book card is visible to the reader for a median 11.4% of the book (mean 17.8%) before the book itself reveals the identity.</w:t>
+        <w:t xml:space="preserve"> Against the text-derived rule, which involves no model, the judge finds 91.7% of the text-rule leaks and wrongly flags 0.9% of non-leaks (Cohen's kappa 0.92, 380 card labels). A leaking whole-book card is visible to the reader for a median 11.4% of the book (mean 17.8%) before the book itself reveals the identity. At earlier reader positions (half-way and three quarters of the way to the cut) the versioned card leaks in 1.9% and 1.9% of events while the whole-book card, shown from the first mention, leaks in 16.7% at every position; with a second, differently worded prompt the input leak is +18.5 points [9.3, 29.6] (judge rule, Qwen2.5-7B, pre-registered).</w:t>
       </w:r>
     </w:p>
     <w:p>

--- a/Project_Document.docx
+++ b/Project_Document.docx
@@ -12688,13 +12688,13 @@
           <w:b/>
           <w:sz w:val="19"/>
         </w:rPr>
-        <w:t>b) Demonstration video:</w:t>
+        <w:t>b) Link to the pre-recorded demonstration video:</w:t>
       </w:r>
       <w:r>
         <w:rPr>
           <w:sz w:val="19"/>
         </w:rPr>
-        <w:t xml:space="preserve"> the narration script is in Demo_Video_Script.docx.</w:t>
+        <w:t xml:space="preserve"> https://drive.google.com/file/d/1GgZj58td5UjoiB-gqE5oECHq3qWrB2aJ/view?usp=sharing</w:t>
       </w:r>
     </w:p>
     <w:p>
@@ -12703,13 +12703,13 @@
           <w:b/>
           <w:sz w:val="19"/>
         </w:rPr>
-        <w:t>c) Source files and steps to execute:</w:t>
+        <w:t>c) Link to the source files and the steps to execute:</w:t>
       </w:r>
       <w:r>
         <w:rPr>
           <w:sz w:val="19"/>
         </w:rPr>
-        <w:t xml:space="preserve"> the project repository, branch chimera/system-adapters. Steps are in docs/paper/project_doc/RUN_STEPS.md and summarised here:</w:t>
+        <w:t xml:space="preserve"> https://github.com/adhyan-jain/EchoTales/tree/chimera/system-adapters (branch chimera/system-adapters). Steps are in docs/paper/project_doc/RUN_STEPS.md and summarised here:</w:t>
       </w:r>
     </w:p>
     <w:p>

--- a/Project_Document.docx
+++ b/Project_Document.docx
@@ -224,7 +224,7 @@
               <w:rPr>
                 <w:sz w:val="22"/>
               </w:rPr>
-              <w:t>Atharva Sheerh Pandey</w:t>
+              <w:t>Atharva Sheersh Pandey</w:t>
             </w:r>
           </w:p>
         </w:tc>
@@ -296,7 +296,7 @@
         <w:rPr>
           <w:sz w:val="18"/>
         </w:rPr>
-        <w:t>Submission: 16 October 2026   |   Repository: EchoTales (branch chimera/system-adapters)</w:t>
+        <w:t>Submission: 16 October 2026</w:t>
       </w:r>
     </w:p>
     <w:p>
@@ -315,11 +315,12 @@
           <w:color w:val="1F6FB5"/>
           <w:sz w:val="25"/>
         </w:rPr>
-        <w:t>[2]  Structured Abstract</w:t>
+        <w:t>Structured Abstract</w:t>
       </w:r>
     </w:p>
     <w:p>
       <w:pPr>
+        <w:spacing w:after="60"/>
         <w:jc w:val="both"/>
       </w:pPr>
       <w:r>
@@ -329,8 +330,14 @@
         <w:t>Background:</w:t>
       </w:r>
       <w:r>
-        <w:t xml:space="preserve"> Language models recap fiction for readers who have read only part of a book, and may name a disguised character too early. </w:t>
+        <w:t xml:space="preserve"> Language models recap fiction for readers who have read only part of a book, and may name a disguised character too early.</w:t>
       </w:r>
+    </w:p>
+    <w:p>
+      <w:pPr>
+        <w:spacing w:after="60"/>
+        <w:jc w:val="both"/>
+      </w:pPr>
       <w:r>
         <w:rPr>
           <w:b/>
@@ -338,8 +345,14 @@
         <w:t>Objective:</w:t>
       </w:r>
       <w:r>
-        <w:t xml:space="preserve"> Measure that leakage, test whether name memory rather than lost name cues causes it, and audit a narrative knowledge graph for the same property. </w:t>
+        <w:t xml:space="preserve"> Measure that leakage, test whether name memory rather than lost name cues causes it, and audit a narrative knowledge graph for the same property.</w:t>
       </w:r>
+    </w:p>
+    <w:p>
+      <w:pPr>
+        <w:spacing w:after="60"/>
+        <w:jc w:val="both"/>
+      </w:pPr>
       <w:r>
         <w:rPr>
           <w:b/>
@@ -347,8 +360,14 @@
         <w:t>Methods:</w:t>
       </w:r>
       <w:r>
-        <w:t xml:space="preserve"> From public-domain novels we built events in which a character known by an alias is later named; the book's own reveal sentence is the oracle. Mentions were shown with original names, a letter cipher and cue-preserving pseudonyms. Exploratory: 38 events, five local 7-9B models and one commercial model. Pre-registered confirmatory run: 68 events from 65 books, three open 24-32B models. </w:t>
+        <w:t xml:space="preserve"> From public-domain novels we built events in which a character known by an alias is later named; the book's own reveal sentence is the oracle. Mentions were shown with original names, a letter cipher and cue-preserving pseudonyms. Exploratory: 38 events, five local 7-9B models and one commercial model. Pre-registered confirmatory run: 68 events from 65 books, three open 24-32B models.</w:t>
       </w:r>
+    </w:p>
+    <w:p>
+      <w:pPr>
+        <w:spacing w:after="60"/>
+        <w:jc w:val="both"/>
+      </w:pPr>
       <w:r>
         <w:rPr>
           <w:b/>
@@ -356,8 +375,14 @@
         <w:t>Results:</w:t>
       </w:r>
       <w:r>
-        <w:t xml:space="preserve"> Exploratory: the reference model named the identity early more often with original names (gap +26.0 points, 95% CI [16.8, 36.0]); pseudonyms did not restore premature naming (recovered fraction -0.11); the gap rose with book familiarity. Confirmatory, on mostly obscure books: pooled gap +0.1 [-5.0, 5.2]; fame contrast +7.6 [-1.4, 18.3], p = 0.0595, not significant. The graph resolver was prefix-causal; its persona stage looked ahead for 8.0% of characters. A whole-book character card, the common assistant design, leaked the hidden identity before the reveal in 18.5% of events even under renamed names; a versioned card removed it (1.2%). </w:t>
+        <w:t xml:space="preserve"> Exploratory: the reference model named the identity early more often with original names (gap +26.0 points, 95% CI [16.8, 36.0]); pseudonyms did not restore premature naming (recovered fraction -0.11); the gap rose with book familiarity. Confirmatory, on mostly obscure books: pooled gap +0.1 [-5.0, 5.2]; fame contrast +7.6 [-1.4, 18.3], p = 0.0595, not significant. The graph resolver was prefix-causal; its persona stage looked ahead for 8.0% of characters. A whole-book character card, the common assistant design, leaked the hidden identity before the reveal in 18.5% of events even under renamed names; a versioned card removed it (1.2%).</w:t>
       </w:r>
+    </w:p>
+    <w:p>
+      <w:pPr>
+        <w:spacing w:after="60"/>
+        <w:jc w:val="both"/>
+      </w:pPr>
       <w:r>
         <w:rPr>
           <w:b/>
@@ -366,18 +391,6 @@
       </w:r>
       <w:r>
         <w:t xml:space="preserve"> The effect is shown for a strong model on famous books and not detected on obscure ones; the pipeline leak is a design property with a measured fix. Events are model-selected and no human labels are used.</w:t>
-      </w:r>
-    </w:p>
-    <w:p>
-      <w:pPr>
-        <w:spacing w:after="40"/>
-      </w:pPr>
-      <w:r>
-        <w:rPr>
-          <w:i/>
-          <w:sz w:val="16"/>
-        </w:rPr>
-        <w:t>(246 words)</w:t>
       </w:r>
     </w:p>
     <w:p>
@@ -391,7 +404,7 @@
           <w:color w:val="1F6FB5"/>
           <w:sz w:val="25"/>
         </w:rPr>
-        <w:t>[3]  Introduction</w:t>
+        <w:t>Introduction</w:t>
       </w:r>
     </w:p>
     <w:p>
@@ -469,7 +482,7 @@
         <w:t>Method discipline.</w:t>
       </w:r>
       <w:r>
-        <w:t xml:space="preserve"> The study was run as a sequence of pre-registered versions with hashed manifests. Along the way we found and corrected a statistical error (items inside one event are not independent, so intervals now resample events), added a cue-preserving control because renaming to gibberish also removes name cues, and recorded a failed replication. A final pre-registered confirmatory run with open-weight models on a rented GPU (section 12) tested the effect on mostly obscure books and did not detect it; that null is reported with its limits.</w:t>
+        <w:t xml:space="preserve"> The study was run as a sequence of pre-registered versions with hashed manifests. Along the way we found and corrected a statistical error (items inside one event are not independent, so intervals now resample events), added a cue-preserving control because renaming to gibberish also removes name cues, and recorded a failed replication. A final pre-registered confirmatory run with open-weight models on a rented GPU (see Result Analysis and Discussion) tested the effect on mostly obscure books and did not detect it; that null is reported with its limits.</w:t>
       </w:r>
     </w:p>
     <w:p>
@@ -483,7 +496,7 @@
         <w:t>Results and analysis.</w:t>
       </w:r>
       <w:r>
-        <w:t xml:space="preserve"> For the reference model the leakage gap is +26.0 points over 38 events, and it appears in all three datasets. Four local 7-9B models show +11.5 pooled but zero on the seven least-known books. Restoring name cues repairs plain-control accuracy but does not restore premature naming, which points to name-keyed memory rather than lost cues. The gap rises with how well the book is recognised. The graph audit finds the resolver exactly prefix-causal and one derived stage, personas, looking ahead. Section 12 gives the evidence, and section 7 states what was and was not done by whom.</w:t>
+        <w:t xml:space="preserve"> For the reference model the leakage gap is +26.0 points over 38 events, and it appears in all three datasets. Four local 7-9B models show +11.5 pooled but zero on the seven least-known books. Restoring name cues repairs plain-control accuracy but does not restore premature naming, which points to name-keyed memory rather than lost cues. The gap rises with how well the book is recognised. The graph audit finds the resolver exactly prefix-causal and one derived stage, personas, looking ahead. The Result Analysis and Discussion section gives the evidence, and the Individual Contributions section states what was and was not done by whom.</w:t>
       </w:r>
     </w:p>
     <w:p>
@@ -497,7 +510,7 @@
           <w:color w:val="1F6FB5"/>
           <w:sz w:val="25"/>
         </w:rPr>
-        <w:t>[4]  Background / Related Work</w:t>
+        <w:t>Background / Related Work</w:t>
       </w:r>
     </w:p>
     <w:p>
@@ -3463,7 +3476,7 @@
           <w:color w:val="1F6FB5"/>
           <w:sz w:val="25"/>
         </w:rPr>
-        <w:t>[5]  Summary of Limitations / Gaps</w:t>
+        <w:t>Summary of Limitations / Gaps</w:t>
       </w:r>
     </w:p>
     <w:p>
@@ -3884,7 +3897,7 @@
           <w:color w:val="1F6FB5"/>
           <w:sz w:val="25"/>
         </w:rPr>
-        <w:t>[6]  Primary Contributions of the Project</w:t>
+        <w:t>Primary Contributions of the Project</w:t>
       </w:r>
     </w:p>
     <w:p>
@@ -4018,7 +4031,7 @@
           <w:color w:val="1F6FB5"/>
           <w:sz w:val="25"/>
         </w:rPr>
-        <w:t>[7]  Individual Contributions</w:t>
+        <w:t>Individual Contributions</w:t>
       </w:r>
     </w:p>
     <w:p>
@@ -4213,7 +4226,7 @@
               <w:rPr>
                 <w:sz w:val="17"/>
               </w:rPr>
-              <w:t>Atharva Sheerh Pandey</w:t>
+              <w:t>Atharva Sheersh Pandey</w:t>
             </w:r>
           </w:p>
           <w:p>
@@ -4422,7 +4435,7 @@
           <w:color w:val="1F6FB5"/>
           <w:sz w:val="25"/>
         </w:rPr>
-        <w:t>[8]  Tools and Technologies Used</w:t>
+        <w:t>Tools and Technologies Used</w:t>
       </w:r>
     </w:p>
     <w:p>
@@ -4609,7 +4622,7 @@
               <w:rPr>
                 <w:sz w:val="17"/>
               </w:rPr>
-              <w:t>Confirmatory run on 24-32B open models (cost in section 12)</w:t>
+              <w:t>Confirmatory run on 24-32B open models (cost in the Result Analysis and Discussion section)</w:t>
             </w:r>
           </w:p>
         </w:tc>
@@ -4927,7 +4940,7 @@
               <w:rPr>
                 <w:sz w:val="17"/>
               </w:rPr>
-              <w:t>Research view for the demonstration (section 14)</w:t>
+              <w:t>Research view for the demonstration (see User Manual)</w:t>
             </w:r>
           </w:p>
         </w:tc>
@@ -4949,7 +4962,7 @@
           <w:color w:val="1F6FB5"/>
           <w:sz w:val="25"/>
         </w:rPr>
-        <w:t>[9]  Methodology Used</w:t>
+        <w:t>Methodology Used</w:t>
       </w:r>
     </w:p>
     <w:p>
@@ -5218,7 +5231,7 @@
           <w:color w:val="1F6FB5"/>
           <w:sz w:val="25"/>
         </w:rPr>
-        <w:t>[10]  Dataset Used</w:t>
+        <w:t>Dataset Used</w:t>
       </w:r>
     </w:p>
     <w:p>
@@ -5843,7 +5856,7 @@
           <w:color w:val="1F6FB5"/>
           <w:sz w:val="25"/>
         </w:rPr>
-        <w:t>[11]  Proposed Approach</w:t>
+        <w:t>Proposed Approach</w:t>
       </w:r>
     </w:p>
     <w:p>
@@ -5991,7 +6004,7 @@
           <w:color w:val="1F6FB5"/>
           <w:sz w:val="25"/>
         </w:rPr>
-        <w:t>[12]  Result Analysis and Discussion</w:t>
+        <w:t>Result Analysis and Discussion</w:t>
       </w:r>
     </w:p>
     <w:p>
@@ -6623,7 +6636,7 @@
         <w:t>failed</w:t>
       </w:r>
       <w:r>
-        <w:t xml:space="preserve"> for the small models and held for the reference model. Section 12 therefore supports a narrower claim than 'models leak': the strongest model leaks clearly, and small models leak where they know the book.</w:t>
+        <w:t xml:space="preserve"> for the small models and held for the reference model. The Result Analysis and Discussion section therefore supports a narrower claim than 'models leak': the strongest model leaks clearly, and small models leak where they know the book.</w:t>
       </w:r>
     </w:p>
     <w:p>
@@ -8185,7 +8198,7 @@
               <w:rPr>
                 <w:sz w:val="16"/>
               </w:rPr>
-              <w:t>a few seconds on an 8 GB GPU (measured in the demo, section 14)</w:t>
+              <w:t>a few seconds on an 8 GB GPU (measured in the demo; see the User Manual)</w:t>
             </w:r>
           </w:p>
         </w:tc>
@@ -10872,7 +10885,7 @@
           <w:color w:val="1F6FB5"/>
           <w:sz w:val="25"/>
         </w:rPr>
-        <w:t>[13]  Comparative Analysis</w:t>
+        <w:t>Comparative Analysis</w:t>
       </w:r>
     </w:p>
     <w:p>
@@ -11668,7 +11681,7 @@
           <w:color w:val="1F6FB5"/>
           <w:sz w:val="25"/>
         </w:rPr>
-        <w:t>[14]  User Manual</w:t>
+        <w:t>User Manual</w:t>
       </w:r>
     </w:p>
     <w:p>
@@ -12058,7 +12071,7 @@
           <w:color w:val="1F6FB5"/>
           <w:sz w:val="25"/>
         </w:rPr>
-        <w:t>[15]  References</w:t>
+        <w:t>References</w:t>
       </w:r>
     </w:p>
     <w:p>
@@ -12664,7 +12677,7 @@
           <w:color w:val="1F6FB5"/>
           <w:sz w:val="25"/>
         </w:rPr>
-        <w:t>[16]  Appendix</w:t>
+        <w:t>Appendix</w:t>
       </w:r>
     </w:p>
     <w:p>
@@ -12694,7 +12707,7 @@
         <w:rPr>
           <w:sz w:val="19"/>
         </w:rPr>
-        <w:t xml:space="preserve"> https://drive.google.com/file/d/1GgZj58td5UjoiB-gqE5oECHq3qWrB2aJ/view?usp=sharing</w:t>
+        <w:t xml:space="preserve"> https://drive.google.com/file/d/1GgZj58td5UjoiB-gqE5oECHq3qWrB2aJ/view?usp=drive_link</w:t>
       </w:r>
     </w:p>
     <w:p>
@@ -12709,7 +12722,7 @@
         <w:rPr>
           <w:sz w:val="19"/>
         </w:rPr>
-        <w:t xml:space="preserve"> https://github.com/adhyan-jain/EchoTales/tree/chimera/system-adapters (branch chimera/system-adapters). Steps are in docs/paper/project_doc/RUN_STEPS.md and summarised here:</w:t>
+        <w:t xml:space="preserve"> https://github.com/adhyan-jain/EchoTales. Steps are in docs/paper/project_doc/RUN_STEPS.md and summarised here:</w:t>
       </w:r>
     </w:p>
     <w:p>
@@ -12848,23 +12861,6 @@
           <w:sz w:val="18"/>
         </w:rPr>
         <w:t>Start the interface and open the Research page (FRONTEND_RESEARCH_VIEW.md).</w:t>
-      </w:r>
-    </w:p>
-    <w:p>
-      <w:r>
-        <w:rPr>
-          <w:b/>
-          <w:i/>
-          <w:sz w:val="18"/>
-        </w:rPr>
-        <w:t>Provenance statement.</w:t>
-      </w:r>
-      <w:r>
-        <w:rPr>
-          <w:i/>
-          <w:sz w:val="18"/>
-        </w:rPr>
-        <w:t xml:space="preserve"> All numbers are text-derived, synthetic or system-internal. No human-annotated result is reported. Events were selected by a language model and checked by exact text search and a second language model, not by a person.</w:t>
       </w:r>
     </w:p>
     <w:sectPr>
